--- a/Docs/Used Constrains.docx
+++ b/Docs/Used Constrains.docx
@@ -34,8 +34,8 @@
     </w:p>
     <w:p>
       <w:r>
-        <w:pict w14:anchorId="48AEE426">
-          <v:rect id="_x0000_i1097" style="width:0;height:1.5pt" o:hralign="center" o:hrstd="t" o:hr="t" fillcolor="#a0a0a0" stroked="f"/>
+        <w:pict w14:anchorId="5BEF81A4">
+          <v:rect id="_x0000_i1355" style="width:0;height:1.5pt" o:hralign="center" o:hrstd="t" o:hr="t" fillcolor="#a0a0a0" stroked="f"/>
         </w:pict>
       </w:r>
     </w:p>
@@ -66,30 +66,22 @@
           <w:b/>
           <w:bCs/>
         </w:rPr>
-        <w:t xml:space="preserve"> Hard Constraints (Feasibility Rules)</w:t>
-      </w:r>
-    </w:p>
-    <w:p>
-      <w:r>
-        <w:t>Hard constraints are mandatory rules that must never be violated.</w:t>
+        <w:t xml:space="preserve"> Hard Constraints (Feasibility Constraints)</w:t>
+      </w:r>
+    </w:p>
+    <w:p>
+      <w:r>
+        <w:t>Hard constraints define the feasibility of a timetable.</w:t>
       </w:r>
       <w:r>
         <w:br/>
-        <w:t xml:space="preserve">Any </w:t>
-      </w:r>
-      <w:proofErr w:type="gramStart"/>
-      <w:r>
-        <w:t>timetable</w:t>
-      </w:r>
-      <w:proofErr w:type="gramEnd"/>
-      <w:r>
-        <w:t xml:space="preserve"> violating a hard constraint is considered infeasible.</w:t>
-      </w:r>
-    </w:p>
-    <w:p>
-      <w:r>
-        <w:pict w14:anchorId="7873517B">
-          <v:rect id="_x0000_i1098" style="width:0;height:1.5pt" o:hralign="center" o:hrstd="t" o:hr="t" fillcolor="#a0a0a0" stroked="f"/>
+        <w:t>Any violation renders the timetable infeasible and therefore unacceptable.</w:t>
+      </w:r>
+    </w:p>
+    <w:p>
+      <w:r>
+        <w:pict w14:anchorId="0E4D4C4B">
+          <v:rect id="_x0000_i1356" style="width:0;height:1.5pt" o:hralign="center" o:hrstd="t" o:hr="t" fillcolor="#a0a0a0" stroked="f"/>
         </w:pict>
       </w:r>
     </w:p>
@@ -110,39 +102,39 @@
     </w:p>
     <w:p>
       <w:r>
-        <w:t>A lecturer cannot teach more than one event at the same timeslot.</w:t>
-      </w:r>
-    </w:p>
-    <w:p>
-      <w:r>
-        <w:rPr>
-          <w:b/>
-          <w:bCs/>
-        </w:rPr>
-        <w:t>Reason:</w:t>
+        <w:t>A lecturer cannot be assigned to more than one event during the same timeslot.</w:t>
+      </w:r>
+    </w:p>
+    <w:p>
+      <w:r>
+        <w:rPr>
+          <w:b/>
+          <w:bCs/>
+        </w:rPr>
+        <w:t>Rationale:</w:t>
       </w:r>
       <w:r>
         <w:br/>
-        <w:t>A lecturer cannot physically conduct two sessions simultaneously.</w:t>
-      </w:r>
-    </w:p>
-    <w:p>
-      <w:r>
-        <w:rPr>
-          <w:b/>
-          <w:bCs/>
-        </w:rPr>
-        <w:t>Effect on model:</w:t>
+        <w:t>A lecturer cannot physically conduct multiple sessions simultaneously.</w:t>
+      </w:r>
+    </w:p>
+    <w:p>
+      <w:r>
+        <w:rPr>
+          <w:b/>
+          <w:bCs/>
+        </w:rPr>
+        <w:t>Effect:</w:t>
       </w:r>
       <w:r>
         <w:br/>
-        <w:t>Prevents lecturer time conflicts.</w:t>
-      </w:r>
-    </w:p>
-    <w:p>
-      <w:r>
-        <w:pict w14:anchorId="7B09C70D">
-          <v:rect id="_x0000_i1099" style="width:0;height:1.5pt" o:hralign="center" o:hrstd="t" o:hr="t" fillcolor="#a0a0a0" stroked="f"/>
+        <w:t>Events sharing the same lecturer are mutually exclusive in time.</w:t>
+      </w:r>
+    </w:p>
+    <w:p>
+      <w:r>
+        <w:pict w14:anchorId="4674994F">
+          <v:rect id="_x0000_i1357" style="width:0;height:1.5pt" o:hralign="center" o:hrstd="t" o:hr="t" fillcolor="#a0a0a0" stroked="f"/>
         </w:pict>
       </w:r>
     </w:p>
@@ -163,45 +155,51 @@
     </w:p>
     <w:p>
       <w:r>
-        <w:t>A student group cannot attend more than one event at the same timeslot.</w:t>
-      </w:r>
-    </w:p>
-    <w:p>
-      <w:r>
-        <w:rPr>
-          <w:b/>
-          <w:bCs/>
-        </w:rPr>
-        <w:t>Reason:</w:t>
+        <w:t>A student group cannot attend more than one event during the same timeslot.</w:t>
+      </w:r>
+    </w:p>
+    <w:p>
+      <w:r>
+        <w:rPr>
+          <w:b/>
+          <w:bCs/>
+        </w:rPr>
+        <w:t>Modeling Assumption:</w:t>
       </w:r>
       <w:r>
         <w:br/>
-        <w:t>Students belonging to the same curriculum cohort cannot attend parallel sessions.</w:t>
-      </w:r>
-    </w:p>
-    <w:p>
-      <w:r>
-        <w:rPr>
-          <w:b/>
-          <w:bCs/>
-        </w:rPr>
-        <w:t>Effect on model:</w:t>
+        <w:t xml:space="preserve">A </w:t>
+      </w:r>
+      <w:proofErr w:type="spellStart"/>
+      <w:r>
+        <w:t>StudentGroup</w:t>
+      </w:r>
+      <w:proofErr w:type="spellEnd"/>
+      <w:r>
+        <w:t xml:space="preserve"> represents a complete academic cohort (e.g., CS Year 1).</w:t>
       </w:r>
       <w:r>
         <w:br/>
-        <w:t xml:space="preserve">Creates conflict relationships between events that </w:t>
-      </w:r>
-      <w:r>
-        <w:t>are shared by</w:t>
-      </w:r>
-      <w:r>
-        <w:t xml:space="preserve"> student groups.</w:t>
-      </w:r>
-    </w:p>
-    <w:p>
-      <w:r>
-        <w:pict w14:anchorId="4126492A">
-          <v:rect id="_x0000_i1100" style="width:0;height:1.5pt" o:hralign="center" o:hrstd="t" o:hr="t" fillcolor="#a0a0a0" stroked="f"/>
+        <w:t>All students in that cohort follow the same curriculum.</w:t>
+      </w:r>
+    </w:p>
+    <w:p>
+      <w:r>
+        <w:rPr>
+          <w:b/>
+          <w:bCs/>
+        </w:rPr>
+        <w:t>Effect:</w:t>
+      </w:r>
+      <w:r>
+        <w:br/>
+        <w:t>Events sharing one or more student groups cannot be scheduled in parallel.</w:t>
+      </w:r>
+    </w:p>
+    <w:p>
+      <w:r>
+        <w:pict w14:anchorId="022A5128">
+          <v:rect id="_x0000_i1358" style="width:0;height:1.5pt" o:hralign="center" o:hrstd="t" o:hr="t" fillcolor="#a0a0a0" stroked="f"/>
         </w:pict>
       </w:r>
     </w:p>
@@ -231,30 +229,89 @@
           <w:b/>
           <w:bCs/>
         </w:rPr>
-        <w:t>Reason:</w:t>
+        <w:t>Rationale:</w:t>
       </w:r>
       <w:r>
         <w:br/>
-        <w:t>A physical classroom cannot be assigned to multiple sessions simultaneously.</w:t>
-      </w:r>
-    </w:p>
-    <w:p>
-      <w:r>
-        <w:rPr>
-          <w:b/>
-          <w:bCs/>
-        </w:rPr>
-        <w:t>Effect on model:</w:t>
+        <w:t>Physical classrooms cannot be double-booked.</w:t>
+      </w:r>
+    </w:p>
+    <w:p>
+      <w:r>
+        <w:pict w14:anchorId="2C781CC3">
+          <v:rect id="_x0000_i1359" style="width:0;height:1.5pt" o:hralign="center" o:hrstd="t" o:hr="t" fillcolor="#a0a0a0" stroked="f"/>
+        </w:pict>
+      </w:r>
+    </w:p>
+    <w:p>
+      <w:pPr>
+        <w:rPr>
+          <w:b/>
+          <w:bCs/>
+        </w:rPr>
+      </w:pPr>
+      <w:r>
+        <w:rPr>
+          <w:b/>
+          <w:bCs/>
+        </w:rPr>
+        <w:t>H4 — Room Capacity</w:t>
+      </w:r>
+    </w:p>
+    <w:p>
+      <w:r>
+        <w:lastRenderedPageBreak/>
+        <w:t>The number of students attending an event must not exceed the room capacity.</w:t>
+      </w:r>
+    </w:p>
+    <w:p>
+      <w:r>
+        <w:rPr>
+          <w:b/>
+          <w:bCs/>
+        </w:rPr>
+        <w:t>Event Size Definition:</w:t>
       </w:r>
       <w:r>
         <w:br/>
-        <w:t>Ensures no room double-booking occurs.</w:t>
-      </w:r>
-    </w:p>
-    <w:p>
-      <w:r>
-        <w:pict w14:anchorId="74D1AB71">
-          <v:rect id="_x0000_i1101" style="width:0;height:1.5pt" o:hralign="center" o:hrstd="t" o:hr="t" fillcolor="#a0a0a0" stroked="f"/>
+        <w:t>The size of an event equals the sum of all participating student groups.</w:t>
+      </w:r>
+    </w:p>
+    <w:p>
+      <w:proofErr w:type="spellStart"/>
+      <w:r>
+        <w:t>EventSize</w:t>
+      </w:r>
+      <w:proofErr w:type="spellEnd"/>
+      <w:r>
+        <w:t xml:space="preserve"> = Σ(</w:t>
+      </w:r>
+      <w:proofErr w:type="spellStart"/>
+      <w:r>
+        <w:t>GroupSizes</w:t>
+      </w:r>
+      <w:proofErr w:type="spellEnd"/>
+      <w:r>
+        <w:t>)</w:t>
+      </w:r>
+    </w:p>
+    <w:p>
+      <w:r>
+        <w:rPr>
+          <w:b/>
+          <w:bCs/>
+        </w:rPr>
+        <w:t>Effect:</w:t>
+      </w:r>
+      <w:r>
+        <w:br/>
+        <w:t>Only rooms with sufficient capacity are valid for the event.</w:t>
+      </w:r>
+    </w:p>
+    <w:p>
+      <w:r>
+        <w:pict w14:anchorId="16F42549">
+          <v:rect id="_x0000_i1360" style="width:0;height:1.5pt" o:hralign="center" o:hrstd="t" o:hr="t" fillcolor="#a0a0a0" stroked="f"/>
         </w:pict>
       </w:r>
     </w:p>
@@ -270,45 +327,77 @@
           <w:b/>
           <w:bCs/>
         </w:rPr>
-        <w:lastRenderedPageBreak/>
-        <w:t>H4 — Room Capacity</w:t>
-      </w:r>
-    </w:p>
-    <w:p>
-      <w:r>
-        <w:t>The number of students attending an event must not exceed the room capacity.</w:t>
-      </w:r>
-    </w:p>
-    <w:p>
-      <w:r>
-        <w:rPr>
-          <w:b/>
-          <w:bCs/>
-        </w:rPr>
-        <w:t>Reason:</w:t>
+        <w:t>H5 — Lecturer Availability</w:t>
+      </w:r>
+    </w:p>
+    <w:p>
+      <w:r>
+        <w:t>An event cannot be scheduled during a timeslot in which the lecturer is unavailable.</w:t>
+      </w:r>
+    </w:p>
+    <w:p>
+      <w:r>
+        <w:rPr>
+          <w:b/>
+          <w:bCs/>
+        </w:rPr>
+        <w:t>Effect:</w:t>
       </w:r>
       <w:r>
         <w:br/>
-        <w:t>Physical constraints of classroom size.</w:t>
-      </w:r>
-    </w:p>
-    <w:p>
-      <w:r>
-        <w:rPr>
-          <w:b/>
-          <w:bCs/>
-        </w:rPr>
-        <w:t>Effect on model:</w:t>
+        <w:t>Reduces the feasible timeslot domain for affected events.</w:t>
+      </w:r>
+    </w:p>
+    <w:p>
+      <w:r>
+        <w:pict w14:anchorId="2F470DBB">
+          <v:rect id="_x0000_i1361" style="width:0;height:1.5pt" o:hralign="center" o:hrstd="t" o:hr="t" fillcolor="#a0a0a0" stroked="f"/>
+        </w:pict>
+      </w:r>
+    </w:p>
+    <w:p>
+      <w:pPr>
+        <w:rPr>
+          <w:b/>
+          <w:bCs/>
+        </w:rPr>
+      </w:pPr>
+      <w:r>
+        <w:rPr>
+          <w:b/>
+          <w:bCs/>
+        </w:rPr>
+        <w:t>2️</w:t>
+      </w:r>
+      <w:r>
+        <w:rPr>
+          <w:rFonts w:ascii="Segoe UI Symbol" w:hAnsi="Segoe UI Symbol" w:cs="Segoe UI Symbol"/>
+          <w:b/>
+          <w:bCs/>
+        </w:rPr>
+        <w:t>⃣</w:t>
+      </w:r>
+      <w:r>
+        <w:rPr>
+          <w:b/>
+          <w:bCs/>
+        </w:rPr>
+        <w:t xml:space="preserve"> Soft Constraints (Quality Criteria)</w:t>
+      </w:r>
+    </w:p>
+    <w:p>
+      <w:r>
+        <w:t>Soft constraints do not invalidate a timetable.</w:t>
       </w:r>
       <w:r>
         <w:br/>
-        <w:t>Restricts valid (event, room) combinations.</w:t>
-      </w:r>
-    </w:p>
-    <w:p>
-      <w:r>
-        <w:pict w14:anchorId="2AAB106D">
-          <v:rect id="_x0000_i1102" style="width:0;height:1.5pt" o:hralign="center" o:hrstd="t" o:hr="t" fillcolor="#a0a0a0" stroked="f"/>
+        <w:t>Instead, violations contribute to a penalty that is minimized by the optimization algorithm.</w:t>
+      </w:r>
+    </w:p>
+    <w:p>
+      <w:r>
+        <w:pict w14:anchorId="53E678DA">
+          <v:rect id="_x0000_i1362" style="width:0;height:1.5pt" o:hralign="center" o:hrstd="t" o:hr="t" fillcolor="#a0a0a0" stroked="f"/>
         </w:pict>
       </w:r>
     </w:p>
@@ -324,44 +413,62 @@
           <w:b/>
           <w:bCs/>
         </w:rPr>
-        <w:t>H6 — Lecturer Availability</w:t>
-      </w:r>
-    </w:p>
-    <w:p>
-      <w:r>
-        <w:t>An event cannot be scheduled during a timeslot when the lecturer is unavailable.</w:t>
-      </w:r>
-    </w:p>
-    <w:p>
-      <w:r>
-        <w:rPr>
-          <w:b/>
-          <w:bCs/>
-        </w:rPr>
-        <w:t>Reason:</w:t>
+        <w:t>S1a — Minimize Student Gaps (Intra-Day Compactness)</w:t>
+      </w:r>
+    </w:p>
+    <w:p>
+      <w:r>
+        <w:t>Idle periods between scheduled events within the same day are penalized.</w:t>
+      </w:r>
+    </w:p>
+    <w:p>
+      <w:r>
+        <w:t>For each student group and for each day:</w:t>
+      </w:r>
+    </w:p>
+    <w:p>
+      <w:r>
+        <w:t>Gap = (</w:t>
+      </w:r>
+      <w:proofErr w:type="spellStart"/>
+      <w:r>
+        <w:t>last_period</w:t>
+      </w:r>
+      <w:proofErr w:type="spellEnd"/>
+      <w:r>
+        <w:t xml:space="preserve"> − </w:t>
+      </w:r>
+      <w:proofErr w:type="spellStart"/>
+      <w:r>
+        <w:t>first_period</w:t>
+      </w:r>
+      <w:proofErr w:type="spellEnd"/>
+      <w:r>
+        <w:t xml:space="preserve"> + 1) − </w:t>
+      </w:r>
+      <w:proofErr w:type="spellStart"/>
+      <w:r>
+        <w:t>number_of_events</w:t>
+      </w:r>
+      <w:proofErr w:type="spellEnd"/>
+    </w:p>
+    <w:p>
+      <w:r>
+        <w:rPr>
+          <w:b/>
+          <w:bCs/>
+        </w:rPr>
+        <w:t>Objective:</w:t>
       </w:r>
       <w:r>
         <w:br/>
-        <w:t>Lecturers may have restricted availability due to administrative or personal constraints.</w:t>
-      </w:r>
-    </w:p>
-    <w:p>
-      <w:r>
-        <w:rPr>
-          <w:b/>
-          <w:bCs/>
-        </w:rPr>
-        <w:t>Effect on model:</w:t>
-      </w:r>
-      <w:r>
-        <w:br/>
-        <w:t>Reduces feasible timeslot domain for certain events.</w:t>
-      </w:r>
-    </w:p>
-    <w:p>
-      <w:r>
-        <w:pict w14:anchorId="7FA20188">
-          <v:rect id="_x0000_i1103" style="width:0;height:1.5pt" o:hralign="center" o:hrstd="t" o:hr="t" fillcolor="#a0a0a0" stroked="f"/>
+        <w:t>Encourage compact daily schedules and reduce unnecessary waiting time.</w:t>
+      </w:r>
+    </w:p>
+    <w:p>
+      <w:r>
+        <w:pict w14:anchorId="4BB72CB2">
+          <v:rect id="_x0000_i1363" style="width:0;height:1.5pt" o:hralign="center" o:hrstd="t" o:hr="t" fillcolor="#a0a0a0" stroked="f"/>
         </w:pict>
       </w:r>
     </w:p>
@@ -377,274 +484,204 @@
           <w:b/>
           <w:bCs/>
         </w:rPr>
-        <w:t>2️</w:t>
-      </w:r>
-      <w:r>
-        <w:rPr>
-          <w:rFonts w:ascii="Segoe UI Symbol" w:hAnsi="Segoe UI Symbol" w:cs="Segoe UI Symbol"/>
-          <w:b/>
-          <w:bCs/>
-        </w:rPr>
-        <w:t>⃣</w:t>
-      </w:r>
-      <w:r>
-        <w:rPr>
-          <w:b/>
-          <w:bCs/>
-        </w:rPr>
-        <w:t xml:space="preserve"> Soft Constraints (Quality Optimization Rules)</w:t>
-      </w:r>
-    </w:p>
-    <w:p>
-      <w:r>
-        <w:t>Soft constraints do not invalidate a timetable but contribute to a penalty in the fitness function.</w:t>
-      </w:r>
-    </w:p>
-    <w:p>
-      <w:r>
-        <w:t>The objective is to minimize the total weighted penalty.</w:t>
-      </w:r>
-    </w:p>
-    <w:p>
-      <w:r>
-        <w:pict w14:anchorId="0521B9BE">
-          <v:rect id="_x0000_i1104" style="width:0;height:1.5pt" o:hralign="center" o:hrstd="t" o:hr="t" fillcolor="#a0a0a0" stroked="f"/>
-        </w:pict>
-      </w:r>
-    </w:p>
-    <w:p>
-      <w:pPr>
-        <w:rPr>
-          <w:b/>
-          <w:bCs/>
-        </w:rPr>
-      </w:pPr>
-      <w:r>
-        <w:rPr>
-          <w:b/>
-          <w:bCs/>
-        </w:rPr>
-        <w:t>S1a — Minimize Student Gaps</w:t>
-      </w:r>
-    </w:p>
-    <w:p>
-      <w:r>
-        <w:t>Idle periods between scheduled events for a student group within the same day are penalized.</w:t>
-      </w:r>
-    </w:p>
-    <w:p>
-      <w:r>
-        <w:rPr>
-          <w:b/>
-          <w:bCs/>
-        </w:rPr>
-        <w:t>Objective:</w:t>
-      </w:r>
-      <w:r>
-        <w:br/>
-        <w:t>Encourage compact daily schedules for students.</w:t>
-      </w:r>
-    </w:p>
-    <w:p>
-      <w:r>
-        <w:rPr>
-          <w:b/>
-          <w:bCs/>
-        </w:rPr>
-        <w:t>Penalty Definition:</w:t>
-      </w:r>
-      <w:r>
-        <w:br/>
-        <w:t>For each student group, count empty periods between the first and last scheduled event per day.</w:t>
-      </w:r>
-    </w:p>
-    <w:p>
-      <w:r>
-        <w:pict w14:anchorId="79DF60E6">
-          <v:rect id="_x0000_i1105" style="width:0;height:1.5pt" o:hralign="center" o:hrstd="t" o:hr="t" fillcolor="#a0a0a0" stroked="f"/>
-        </w:pict>
-      </w:r>
-    </w:p>
-    <w:p>
-      <w:pPr>
-        <w:rPr>
-          <w:b/>
-          <w:bCs/>
-        </w:rPr>
-      </w:pPr>
-      <w:r>
-        <w:rPr>
-          <w:b/>
-          <w:bCs/>
-        </w:rPr>
-        <w:t>S4 — Event Spreading</w:t>
-      </w:r>
-    </w:p>
-    <w:p>
-      <w:r>
-        <w:lastRenderedPageBreak/>
-        <w:t>Penalize uneven distribution of events across days for each student group.</w:t>
-      </w:r>
-    </w:p>
-    <w:p>
-      <w:r>
-        <w:rPr>
-          <w:b/>
-          <w:bCs/>
-        </w:rPr>
-        <w:t>Objective:</w:t>
-      </w:r>
-      <w:r>
-        <w:br/>
-        <w:t>Avoid cramming most events into a small number of days.</w:t>
-      </w:r>
-    </w:p>
-    <w:p>
-      <w:r>
-        <w:rPr>
-          <w:b/>
-          <w:bCs/>
-        </w:rPr>
-        <w:t>Penalty Mechanism:</w:t>
-      </w:r>
-      <w:r>
-        <w:br/>
-        <w:t>If a student group has significantly more events on a specific day than the weekly average, a penalty is added.</w:t>
-      </w:r>
-    </w:p>
-    <w:p>
-      <w:r>
-        <w:pict w14:anchorId="09953E36">
-          <v:rect id="_x0000_i1106" style="width:0;height:1.5pt" o:hralign="center" o:hrstd="t" o:hr="t" fillcolor="#a0a0a0" stroked="f"/>
-        </w:pict>
-      </w:r>
-    </w:p>
-    <w:p>
-      <w:pPr>
-        <w:rPr>
-          <w:b/>
-          <w:bCs/>
-        </w:rPr>
-      </w:pPr>
-      <w:r>
-        <w:rPr>
-          <w:b/>
-          <w:bCs/>
-        </w:rPr>
-        <w:t>S5 — Lecturer Time Preferences</w:t>
-      </w:r>
-    </w:p>
-    <w:p>
-      <w:r>
-        <w:t>Events scheduled outside a lecturer’s preferred timeslots incur a penalty.</w:t>
-      </w:r>
-    </w:p>
-    <w:p>
-      <w:r>
-        <w:rPr>
-          <w:b/>
-          <w:bCs/>
-        </w:rPr>
-        <w:t>Objective:</w:t>
-      </w:r>
-      <w:r>
-        <w:br/>
-        <w:t xml:space="preserve">Increase </w:t>
-      </w:r>
-      <w:proofErr w:type="gramStart"/>
-      <w:r>
-        <w:t>timetable satisfaction</w:t>
-      </w:r>
-      <w:proofErr w:type="gramEnd"/>
-      <w:r>
-        <w:t xml:space="preserve"> for academic staff.</w:t>
-      </w:r>
-    </w:p>
-    <w:p>
-      <w:r>
-        <w:pict w14:anchorId="3D804B66">
-          <v:rect id="_x0000_i1107" style="width:0;height:1.5pt" o:hralign="center" o:hrstd="t" o:hr="t" fillcolor="#a0a0a0" stroked="f"/>
-        </w:pict>
-      </w:r>
-    </w:p>
-    <w:p>
-      <w:pPr>
-        <w:rPr>
-          <w:b/>
-          <w:bCs/>
-        </w:rPr>
-      </w:pPr>
-      <w:r>
-        <w:rPr>
-          <w:b/>
-          <w:bCs/>
-        </w:rPr>
-        <w:t>3️</w:t>
-      </w:r>
-      <w:r>
-        <w:rPr>
-          <w:rFonts w:ascii="Segoe UI Symbol" w:hAnsi="Segoe UI Symbol" w:cs="Segoe UI Symbol"/>
-          <w:b/>
-          <w:bCs/>
-        </w:rPr>
-        <w:t>⃣</w:t>
-      </w:r>
-      <w:r>
-        <w:rPr>
-          <w:b/>
-          <w:bCs/>
-        </w:rPr>
-        <w:t xml:space="preserve"> Fitness Function Structure</w:t>
-      </w:r>
-    </w:p>
-    <w:p>
-      <w:r>
-        <w:t>The total fitness value (to be minimized) is defined as:</w:t>
-      </w:r>
-    </w:p>
-    <w:p>
-      <w:r>
-        <w:t>Fitness =</w:t>
-      </w:r>
-      <w:r>
-        <w:br/>
-        <w:t xml:space="preserve">α × </w:t>
-      </w:r>
-      <w:proofErr w:type="spellStart"/>
-      <w:r>
-        <w:t>StudentGapPenalty</w:t>
-      </w:r>
-      <w:proofErr w:type="spellEnd"/>
+        <w:t>S4 — Event Spreading (Weekly Balance)</w:t>
+      </w:r>
+    </w:p>
+    <w:p>
+      <w:r>
+        <w:t>Encourages a balanced distribution of events across the working week.</w:t>
+      </w:r>
+    </w:p>
+    <w:p>
+      <w:r>
+        <w:t>For each student group:</w:t>
+      </w:r>
+    </w:p>
+    <w:p>
+      <w:r>
+        <w:t>Let:</w:t>
+      </w:r>
     </w:p>
     <w:p>
       <w:pPr>
         <w:numPr>
           <w:ilvl w:val="0"/>
-          <w:numId w:val="1"/>
+          <w:numId w:val="3"/>
         </w:numPr>
       </w:pPr>
-      <w:r>
-        <w:t xml:space="preserve">β × </w:t>
-      </w:r>
       <w:proofErr w:type="spellStart"/>
       <w:r>
-        <w:t>LecturerPreferencePenalty</w:t>
+        <w:lastRenderedPageBreak/>
+        <w:t>total_events</w:t>
       </w:r>
       <w:proofErr w:type="spellEnd"/>
+      <w:r>
+        <w:t xml:space="preserve"> = number of weekly events</w:t>
+      </w:r>
     </w:p>
     <w:p>
       <w:pPr>
         <w:numPr>
           <w:ilvl w:val="0"/>
-          <w:numId w:val="1"/>
+          <w:numId w:val="3"/>
         </w:numPr>
       </w:pPr>
       <w:r>
-        <w:t xml:space="preserve">γ × </w:t>
-      </w:r>
+        <w:t>W = total working days (6 days)</w:t>
+      </w:r>
+    </w:p>
+    <w:p>
+      <w:r>
+        <w:t>Ideal daily load:</w:t>
+      </w:r>
+    </w:p>
+    <w:p>
       <w:proofErr w:type="spellStart"/>
       <w:r>
-        <w:t>SpreadingPenalty</w:t>
+        <w:t>ideal_per_day</w:t>
+      </w:r>
+      <w:proofErr w:type="spellEnd"/>
+      <w:r>
+        <w:t xml:space="preserve"> = </w:t>
+      </w:r>
+      <w:proofErr w:type="gramStart"/>
+      <w:r>
+        <w:t>ceil(</w:t>
+      </w:r>
+      <w:proofErr w:type="spellStart"/>
+      <w:proofErr w:type="gramEnd"/>
+      <w:r>
+        <w:t>total_events</w:t>
+      </w:r>
+      <w:proofErr w:type="spellEnd"/>
+      <w:r>
+        <w:t xml:space="preserve"> / W)</w:t>
+      </w:r>
+    </w:p>
+    <w:p>
+      <w:r>
+        <w:t>If the number of events scheduled on a given day exceeds the ideal value,</w:t>
+      </w:r>
+      <w:r>
+        <w:br/>
+        <w:t>a penalty is added equal to the excess.</w:t>
+      </w:r>
+    </w:p>
+    <w:p>
+      <w:r>
+        <w:rPr>
+          <w:b/>
+          <w:bCs/>
+        </w:rPr>
+        <w:t>Objective:</w:t>
+      </w:r>
+      <w:r>
+        <w:br/>
+        <w:t xml:space="preserve">Avoid </w:t>
+      </w:r>
+      <w:proofErr w:type="gramStart"/>
+      <w:r>
+        <w:t>concentrating</w:t>
+      </w:r>
+      <w:proofErr w:type="gramEnd"/>
+      <w:r>
+        <w:t xml:space="preserve"> most events within a small number of days.</w:t>
+      </w:r>
+    </w:p>
+    <w:p>
+      <w:r>
+        <w:pict w14:anchorId="4D3A78E9">
+          <v:rect id="_x0000_i1364" style="width:0;height:1.5pt" o:hralign="center" o:hrstd="t" o:hr="t" fillcolor="#a0a0a0" stroked="f"/>
+        </w:pict>
+      </w:r>
+    </w:p>
+    <w:p>
+      <w:pPr>
+        <w:rPr>
+          <w:b/>
+          <w:bCs/>
+        </w:rPr>
+      </w:pPr>
+      <w:r>
+        <w:rPr>
+          <w:b/>
+          <w:bCs/>
+        </w:rPr>
+        <w:t>S5 — Lecturer Time Preferences</w:t>
+      </w:r>
+    </w:p>
+    <w:p>
+      <w:r>
+        <w:t>Scheduling an event outside the lecturer’s preferred timeslots incurs a penalty.</w:t>
+      </w:r>
+    </w:p>
+    <w:p>
+      <w:r>
+        <w:rPr>
+          <w:b/>
+          <w:bCs/>
+        </w:rPr>
+        <w:t>Objective:</w:t>
+      </w:r>
+      <w:r>
+        <w:br/>
+        <w:t>Increase staff satisfaction and reflect institutional preferences.</w:t>
+      </w:r>
+    </w:p>
+    <w:p>
+      <w:r>
+        <w:pict w14:anchorId="573D7116">
+          <v:rect id="_x0000_i1365" style="width:0;height:1.5pt" o:hralign="center" o:hrstd="t" o:hr="t" fillcolor="#a0a0a0" stroked="f"/>
+        </w:pict>
+      </w:r>
+    </w:p>
+    <w:p>
+      <w:pPr>
+        <w:rPr>
+          <w:b/>
+          <w:bCs/>
+        </w:rPr>
+      </w:pPr>
+      <w:r>
+        <w:rPr>
+          <w:b/>
+          <w:bCs/>
+        </w:rPr>
+        <w:t>3️</w:t>
+      </w:r>
+      <w:r>
+        <w:rPr>
+          <w:rFonts w:ascii="Segoe UI Symbol" w:hAnsi="Segoe UI Symbol" w:cs="Segoe UI Symbol"/>
+          <w:b/>
+          <w:bCs/>
+        </w:rPr>
+        <w:t>⃣</w:t>
+      </w:r>
+      <w:r>
+        <w:rPr>
+          <w:b/>
+          <w:bCs/>
+        </w:rPr>
+        <w:t xml:space="preserve"> Fitness Function</w:t>
+      </w:r>
+    </w:p>
+    <w:p>
+      <w:r>
+        <w:t>The objective is to minimize the total weighted penalty:</w:t>
+      </w:r>
+    </w:p>
+    <w:p>
+      <w:r>
+        <w:t>Fitness =</w:t>
+      </w:r>
+    </w:p>
+    <w:p>
+      <w:r>
+        <w:t xml:space="preserve">α × </w:t>
+      </w:r>
+      <w:proofErr w:type="spellStart"/>
+      <w:r>
+        <w:t>StudentGapPenalty</w:t>
       </w:r>
       <w:proofErr w:type="spellEnd"/>
     </w:p>
@@ -652,81 +689,127 @@
       <w:pPr>
         <w:numPr>
           <w:ilvl w:val="0"/>
-          <w:numId w:val="1"/>
+          <w:numId w:val="4"/>
         </w:numPr>
       </w:pPr>
+      <w:r>
+        <w:t xml:space="preserve">β × </w:t>
+      </w:r>
       <w:proofErr w:type="spellStart"/>
       <w:r>
-        <w:t>LargePenalty</w:t>
+        <w:t>LecturerPreferencePenalty</w:t>
       </w:r>
       <w:proofErr w:type="spellEnd"/>
-      <w:r>
-        <w:t xml:space="preserve"> × </w:t>
-      </w:r>
-      <w:proofErr w:type="spellStart"/>
-      <w:r>
-        <w:t>UnplacedEvents</w:t>
-      </w:r>
-      <w:proofErr w:type="spellEnd"/>
-    </w:p>
-    <w:p>
-      <w:r>
-        <w:t>Where:</w:t>
-      </w:r>
     </w:p>
     <w:p>
       <w:pPr>
         <w:numPr>
           <w:ilvl w:val="0"/>
-          <w:numId w:val="2"/>
+          <w:numId w:val="4"/>
         </w:numPr>
       </w:pPr>
       <w:r>
-        <w:t>α controls the importance of student compactness</w:t>
-      </w:r>
+        <w:t xml:space="preserve">γ × </w:t>
+      </w:r>
+      <w:proofErr w:type="spellStart"/>
+      <w:r>
+        <w:t>SpreadingPenalty</w:t>
+      </w:r>
+      <w:proofErr w:type="spellEnd"/>
     </w:p>
     <w:p>
       <w:pPr>
         <w:numPr>
           <w:ilvl w:val="0"/>
-          <w:numId w:val="2"/>
+          <w:numId w:val="4"/>
         </w:numPr>
       </w:pPr>
-      <w:r>
-        <w:t>β controls lecturer satisfaction</w:t>
+      <w:proofErr w:type="spellStart"/>
+      <w:r>
+        <w:t>LargePenalty</w:t>
+      </w:r>
+      <w:proofErr w:type="spellEnd"/>
+      <w:r>
+        <w:t xml:space="preserve"> × </w:t>
+      </w:r>
+      <w:proofErr w:type="spellStart"/>
+      <w:r>
+        <w:t>UnplacedEvents</w:t>
+      </w:r>
+      <w:proofErr w:type="spellEnd"/>
+    </w:p>
+    <w:p>
+      <w:r>
+        <w:t>Where:</w:t>
       </w:r>
     </w:p>
     <w:p>
       <w:pPr>
         <w:numPr>
           <w:ilvl w:val="0"/>
-          <w:numId w:val="2"/>
+          <w:numId w:val="5"/>
         </w:numPr>
       </w:pPr>
       <w:r>
-        <w:t>γ controls weekly balance</w:t>
+        <w:t>α controls student compactness importance</w:t>
       </w:r>
     </w:p>
     <w:p>
       <w:pPr>
         <w:numPr>
           <w:ilvl w:val="0"/>
-          <w:numId w:val="2"/>
+          <w:numId w:val="5"/>
         </w:numPr>
       </w:pPr>
+      <w:r>
+        <w:t>β controls lecturer satisfaction importance</w:t>
+      </w:r>
+    </w:p>
+    <w:p>
+      <w:pPr>
+        <w:numPr>
+          <w:ilvl w:val="0"/>
+          <w:numId w:val="5"/>
+        </w:numPr>
+      </w:pPr>
+      <w:r>
+        <w:t>γ controls weekly distribution importance</w:t>
+      </w:r>
+    </w:p>
+    <w:p>
+      <w:pPr>
+        <w:numPr>
+          <w:ilvl w:val="0"/>
+          <w:numId w:val="5"/>
+        </w:numPr>
+      </w:pPr>
       <w:proofErr w:type="spellStart"/>
       <w:r>
         <w:t>LargePenalty</w:t>
       </w:r>
       <w:proofErr w:type="spellEnd"/>
       <w:r>
-        <w:t xml:space="preserve"> enforces hard feasibility indirectly</w:t>
-      </w:r>
-    </w:p>
-    <w:p>
-      <w:r>
-        <w:pict w14:anchorId="7DD96137">
-          <v:rect id="_x0000_i1108" style="width:0;height:1.5pt" o:hralign="center" o:hrstd="t" o:hr="t" fillcolor="#a0a0a0" stroked="f"/>
+        <w:t xml:space="preserve"> strongly discourages infeasible schedules</w:t>
+      </w:r>
+    </w:p>
+    <w:p>
+      <w:r>
+        <w:t xml:space="preserve">A lower fitness </w:t>
+      </w:r>
+      <w:proofErr w:type="gramStart"/>
+      <w:r>
+        <w:t>value</w:t>
+      </w:r>
+      <w:proofErr w:type="gramEnd"/>
+      <w:r>
+        <w:t xml:space="preserve"> indicates a higher-quality timetable.</w:t>
+      </w:r>
+    </w:p>
+    <w:p>
+      <w:r>
+        <w:lastRenderedPageBreak/>
+        <w:pict w14:anchorId="6B284F27">
+          <v:rect id="_x0000_i1366" style="width:0;height:1.5pt" o:hralign="center" o:hrstd="t" o:hr="t" fillcolor="#a0a0a0" stroked="f"/>
         </w:pict>
       </w:r>
     </w:p>
@@ -757,30 +840,181 @@
           <w:b/>
           <w:bCs/>
         </w:rPr>
-        <w:t xml:space="preserve"> Modeling Assumption</w:t>
-      </w:r>
-    </w:p>
-    <w:p>
-      <w:r>
-        <w:lastRenderedPageBreak/>
-        <w:t xml:space="preserve">A </w:t>
-      </w:r>
-      <w:proofErr w:type="spellStart"/>
-      <w:r>
-        <w:t>StudentGroup</w:t>
-      </w:r>
-      <w:proofErr w:type="spellEnd"/>
-      <w:r>
-        <w:t xml:space="preserve"> represents a full academic cohort sharing the same curriculum (e.g., "CS Year 1").</w:t>
-      </w:r>
-      <w:r>
-        <w:br/>
-        <w:t>Events that share one or more student groups are considered conflicting.</w:t>
-      </w:r>
-    </w:p>
-    <w:p>
-      <w:r>
-        <w:t>This modeling choice increases constraint density and reflects realistic university scheduling scenarios.</w:t>
+        <w:t xml:space="preserve"> Problem Instance Characteristics</w:t>
+      </w:r>
+    </w:p>
+    <w:p>
+      <w:pPr>
+        <w:numPr>
+          <w:ilvl w:val="0"/>
+          <w:numId w:val="6"/>
+        </w:numPr>
+      </w:pPr>
+      <w:r>
+        <w:t>6 working days (Saturday–Thursday)</w:t>
+      </w:r>
+    </w:p>
+    <w:p>
+      <w:pPr>
+        <w:numPr>
+          <w:ilvl w:val="0"/>
+          <w:numId w:val="6"/>
+        </w:numPr>
+      </w:pPr>
+      <w:r>
+        <w:t>3 periods per day</w:t>
+      </w:r>
+    </w:p>
+    <w:p>
+      <w:pPr>
+        <w:numPr>
+          <w:ilvl w:val="0"/>
+          <w:numId w:val="6"/>
+        </w:numPr>
+      </w:pPr>
+      <w:r>
+        <w:t>18 total timeslots</w:t>
+      </w:r>
+    </w:p>
+    <w:p>
+      <w:pPr>
+        <w:numPr>
+          <w:ilvl w:val="0"/>
+          <w:numId w:val="6"/>
+        </w:numPr>
+      </w:pPr>
+      <w:r>
+        <w:t>5 rooms</w:t>
+      </w:r>
+    </w:p>
+    <w:p>
+      <w:pPr>
+        <w:numPr>
+          <w:ilvl w:val="0"/>
+          <w:numId w:val="6"/>
+        </w:numPr>
+      </w:pPr>
+      <w:r>
+        <w:t>8 lecturers</w:t>
+      </w:r>
+    </w:p>
+    <w:p>
+      <w:pPr>
+        <w:numPr>
+          <w:ilvl w:val="0"/>
+          <w:numId w:val="6"/>
+        </w:numPr>
+      </w:pPr>
+      <w:r>
+        <w:t>4 academic cohorts</w:t>
+      </w:r>
+    </w:p>
+    <w:p>
+      <w:pPr>
+        <w:numPr>
+          <w:ilvl w:val="0"/>
+          <w:numId w:val="6"/>
+        </w:numPr>
+      </w:pPr>
+      <w:r>
+        <w:t>28 events</w:t>
+      </w:r>
+    </w:p>
+    <w:p>
+      <w:r>
+        <w:t>Each event occupies exactly one timeslot and one room.</w:t>
+      </w:r>
+    </w:p>
+    <w:p>
+      <w:r>
+        <w:pict w14:anchorId="0471762B">
+          <v:rect id="_x0000_i1367" style="width:0;height:1.5pt" o:hralign="center" o:hrstd="t" o:hr="t" fillcolor="#a0a0a0" stroked="f"/>
+        </w:pict>
+      </w:r>
+    </w:p>
+    <w:p>
+      <w:pPr>
+        <w:rPr>
+          <w:b/>
+          <w:bCs/>
+        </w:rPr>
+      </w:pPr>
+      <w:r>
+        <w:rPr>
+          <w:b/>
+          <w:bCs/>
+        </w:rPr>
+        <w:t>5️</w:t>
+      </w:r>
+      <w:r>
+        <w:rPr>
+          <w:rFonts w:ascii="Segoe UI Symbol" w:hAnsi="Segoe UI Symbol" w:cs="Segoe UI Symbol"/>
+          <w:b/>
+          <w:bCs/>
+        </w:rPr>
+        <w:t>⃣</w:t>
+      </w:r>
+      <w:r>
+        <w:rPr>
+          <w:b/>
+          <w:bCs/>
+        </w:rPr>
+        <w:t xml:space="preserve"> Modeling Characteristics</w:t>
+      </w:r>
+    </w:p>
+    <w:p>
+      <w:pPr>
+        <w:numPr>
+          <w:ilvl w:val="0"/>
+          <w:numId w:val="7"/>
+        </w:numPr>
+      </w:pPr>
+      <w:r>
+        <w:t>Shared courses increase conflict density.</w:t>
+      </w:r>
+    </w:p>
+    <w:p>
+      <w:pPr>
+        <w:numPr>
+          <w:ilvl w:val="0"/>
+          <w:numId w:val="7"/>
+        </w:numPr>
+      </w:pPr>
+      <w:r>
+        <w:t>All hard constraints are strictly enforced.</w:t>
+      </w:r>
+    </w:p>
+    <w:p>
+      <w:pPr>
+        <w:numPr>
+          <w:ilvl w:val="0"/>
+          <w:numId w:val="7"/>
+        </w:numPr>
+      </w:pPr>
+      <w:r>
+        <w:t>Soft constraints define optimization quality.</w:t>
+      </w:r>
+    </w:p>
+    <w:p>
+      <w:pPr>
+        <w:numPr>
+          <w:ilvl w:val="0"/>
+          <w:numId w:val="7"/>
+        </w:numPr>
+      </w:pPr>
+      <w:r>
+        <w:t>The problem is combinatorial with a very large search space.</w:t>
+      </w:r>
+    </w:p>
+    <w:p>
+      <w:pPr>
+        <w:numPr>
+          <w:ilvl w:val="0"/>
+          <w:numId w:val="7"/>
+        </w:numPr>
+      </w:pPr>
+      <w:r>
+        <w:t>A Genetic Algorithm is used to explore feasible solutions and optimize soft constraints.</w:t>
       </w:r>
     </w:p>
     <w:p/>
@@ -946,6 +1180,304 @@
     </w:lvl>
   </w:abstractNum>
   <w:abstractNum w:abstractNumId="1" w15:restartNumberingAfterBreak="0">
+    <w:nsid w:val="1BA421DE"/>
+    <w:multiLevelType w:val="multilevel"/>
+    <w:tmpl w:val="E67CD8E0"/>
+    <w:lvl w:ilvl="0">
+      <w:start w:val="1"/>
+      <w:numFmt w:val="bullet"/>
+      <w:lvlText w:val=""/>
+      <w:lvlJc w:val="left"/>
+      <w:pPr>
+        <w:tabs>
+          <w:tab w:val="num" w:pos="720"/>
+        </w:tabs>
+        <w:ind w:left="720" w:hanging="360"/>
+      </w:pPr>
+      <w:rPr>
+        <w:rFonts w:ascii="Symbol" w:hAnsi="Symbol" w:hint="default"/>
+        <w:sz w:val="20"/>
+      </w:rPr>
+    </w:lvl>
+    <w:lvl w:ilvl="1" w:tentative="1">
+      <w:start w:val="1"/>
+      <w:numFmt w:val="bullet"/>
+      <w:lvlText w:val="o"/>
+      <w:lvlJc w:val="left"/>
+      <w:pPr>
+        <w:tabs>
+          <w:tab w:val="num" w:pos="1440"/>
+        </w:tabs>
+        <w:ind w:left="1440" w:hanging="360"/>
+      </w:pPr>
+      <w:rPr>
+        <w:rFonts w:ascii="Courier New" w:hAnsi="Courier New" w:hint="default"/>
+        <w:sz w:val="20"/>
+      </w:rPr>
+    </w:lvl>
+    <w:lvl w:ilvl="2" w:tentative="1">
+      <w:start w:val="1"/>
+      <w:numFmt w:val="bullet"/>
+      <w:lvlText w:val=""/>
+      <w:lvlJc w:val="left"/>
+      <w:pPr>
+        <w:tabs>
+          <w:tab w:val="num" w:pos="2160"/>
+        </w:tabs>
+        <w:ind w:left="2160" w:hanging="360"/>
+      </w:pPr>
+      <w:rPr>
+        <w:rFonts w:ascii="Wingdings" w:hAnsi="Wingdings" w:hint="default"/>
+        <w:sz w:val="20"/>
+      </w:rPr>
+    </w:lvl>
+    <w:lvl w:ilvl="3" w:tentative="1">
+      <w:start w:val="1"/>
+      <w:numFmt w:val="bullet"/>
+      <w:lvlText w:val=""/>
+      <w:lvlJc w:val="left"/>
+      <w:pPr>
+        <w:tabs>
+          <w:tab w:val="num" w:pos="2880"/>
+        </w:tabs>
+        <w:ind w:left="2880" w:hanging="360"/>
+      </w:pPr>
+      <w:rPr>
+        <w:rFonts w:ascii="Wingdings" w:hAnsi="Wingdings" w:hint="default"/>
+        <w:sz w:val="20"/>
+      </w:rPr>
+    </w:lvl>
+    <w:lvl w:ilvl="4" w:tentative="1">
+      <w:start w:val="1"/>
+      <w:numFmt w:val="bullet"/>
+      <w:lvlText w:val=""/>
+      <w:lvlJc w:val="left"/>
+      <w:pPr>
+        <w:tabs>
+          <w:tab w:val="num" w:pos="3600"/>
+        </w:tabs>
+        <w:ind w:left="3600" w:hanging="360"/>
+      </w:pPr>
+      <w:rPr>
+        <w:rFonts w:ascii="Wingdings" w:hAnsi="Wingdings" w:hint="default"/>
+        <w:sz w:val="20"/>
+      </w:rPr>
+    </w:lvl>
+    <w:lvl w:ilvl="5" w:tentative="1">
+      <w:start w:val="1"/>
+      <w:numFmt w:val="bullet"/>
+      <w:lvlText w:val=""/>
+      <w:lvlJc w:val="left"/>
+      <w:pPr>
+        <w:tabs>
+          <w:tab w:val="num" w:pos="4320"/>
+        </w:tabs>
+        <w:ind w:left="4320" w:hanging="360"/>
+      </w:pPr>
+      <w:rPr>
+        <w:rFonts w:ascii="Wingdings" w:hAnsi="Wingdings" w:hint="default"/>
+        <w:sz w:val="20"/>
+      </w:rPr>
+    </w:lvl>
+    <w:lvl w:ilvl="6" w:tentative="1">
+      <w:start w:val="1"/>
+      <w:numFmt w:val="bullet"/>
+      <w:lvlText w:val=""/>
+      <w:lvlJc w:val="left"/>
+      <w:pPr>
+        <w:tabs>
+          <w:tab w:val="num" w:pos="5040"/>
+        </w:tabs>
+        <w:ind w:left="5040" w:hanging="360"/>
+      </w:pPr>
+      <w:rPr>
+        <w:rFonts w:ascii="Wingdings" w:hAnsi="Wingdings" w:hint="default"/>
+        <w:sz w:val="20"/>
+      </w:rPr>
+    </w:lvl>
+    <w:lvl w:ilvl="7" w:tentative="1">
+      <w:start w:val="1"/>
+      <w:numFmt w:val="bullet"/>
+      <w:lvlText w:val=""/>
+      <w:lvlJc w:val="left"/>
+      <w:pPr>
+        <w:tabs>
+          <w:tab w:val="num" w:pos="5760"/>
+        </w:tabs>
+        <w:ind w:left="5760" w:hanging="360"/>
+      </w:pPr>
+      <w:rPr>
+        <w:rFonts w:ascii="Wingdings" w:hAnsi="Wingdings" w:hint="default"/>
+        <w:sz w:val="20"/>
+      </w:rPr>
+    </w:lvl>
+    <w:lvl w:ilvl="8" w:tentative="1">
+      <w:start w:val="1"/>
+      <w:numFmt w:val="bullet"/>
+      <w:lvlText w:val=""/>
+      <w:lvlJc w:val="left"/>
+      <w:pPr>
+        <w:tabs>
+          <w:tab w:val="num" w:pos="6480"/>
+        </w:tabs>
+        <w:ind w:left="6480" w:hanging="360"/>
+      </w:pPr>
+      <w:rPr>
+        <w:rFonts w:ascii="Wingdings" w:hAnsi="Wingdings" w:hint="default"/>
+        <w:sz w:val="20"/>
+      </w:rPr>
+    </w:lvl>
+  </w:abstractNum>
+  <w:abstractNum w:abstractNumId="2" w15:restartNumberingAfterBreak="0">
+    <w:nsid w:val="282E2159"/>
+    <w:multiLevelType w:val="multilevel"/>
+    <w:tmpl w:val="3C52A4C8"/>
+    <w:lvl w:ilvl="0">
+      <w:start w:val="1"/>
+      <w:numFmt w:val="bullet"/>
+      <w:lvlText w:val=""/>
+      <w:lvlJc w:val="left"/>
+      <w:pPr>
+        <w:tabs>
+          <w:tab w:val="num" w:pos="720"/>
+        </w:tabs>
+        <w:ind w:left="720" w:hanging="360"/>
+      </w:pPr>
+      <w:rPr>
+        <w:rFonts w:ascii="Symbol" w:hAnsi="Symbol" w:hint="default"/>
+        <w:sz w:val="20"/>
+      </w:rPr>
+    </w:lvl>
+    <w:lvl w:ilvl="1" w:tentative="1">
+      <w:start w:val="1"/>
+      <w:numFmt w:val="bullet"/>
+      <w:lvlText w:val="o"/>
+      <w:lvlJc w:val="left"/>
+      <w:pPr>
+        <w:tabs>
+          <w:tab w:val="num" w:pos="1440"/>
+        </w:tabs>
+        <w:ind w:left="1440" w:hanging="360"/>
+      </w:pPr>
+      <w:rPr>
+        <w:rFonts w:ascii="Courier New" w:hAnsi="Courier New" w:hint="default"/>
+        <w:sz w:val="20"/>
+      </w:rPr>
+    </w:lvl>
+    <w:lvl w:ilvl="2" w:tentative="1">
+      <w:start w:val="1"/>
+      <w:numFmt w:val="bullet"/>
+      <w:lvlText w:val=""/>
+      <w:lvlJc w:val="left"/>
+      <w:pPr>
+        <w:tabs>
+          <w:tab w:val="num" w:pos="2160"/>
+        </w:tabs>
+        <w:ind w:left="2160" w:hanging="360"/>
+      </w:pPr>
+      <w:rPr>
+        <w:rFonts w:ascii="Wingdings" w:hAnsi="Wingdings" w:hint="default"/>
+        <w:sz w:val="20"/>
+      </w:rPr>
+    </w:lvl>
+    <w:lvl w:ilvl="3" w:tentative="1">
+      <w:start w:val="1"/>
+      <w:numFmt w:val="bullet"/>
+      <w:lvlText w:val=""/>
+      <w:lvlJc w:val="left"/>
+      <w:pPr>
+        <w:tabs>
+          <w:tab w:val="num" w:pos="2880"/>
+        </w:tabs>
+        <w:ind w:left="2880" w:hanging="360"/>
+      </w:pPr>
+      <w:rPr>
+        <w:rFonts w:ascii="Wingdings" w:hAnsi="Wingdings" w:hint="default"/>
+        <w:sz w:val="20"/>
+      </w:rPr>
+    </w:lvl>
+    <w:lvl w:ilvl="4" w:tentative="1">
+      <w:start w:val="1"/>
+      <w:numFmt w:val="bullet"/>
+      <w:lvlText w:val=""/>
+      <w:lvlJc w:val="left"/>
+      <w:pPr>
+        <w:tabs>
+          <w:tab w:val="num" w:pos="3600"/>
+        </w:tabs>
+        <w:ind w:left="3600" w:hanging="360"/>
+      </w:pPr>
+      <w:rPr>
+        <w:rFonts w:ascii="Wingdings" w:hAnsi="Wingdings" w:hint="default"/>
+        <w:sz w:val="20"/>
+      </w:rPr>
+    </w:lvl>
+    <w:lvl w:ilvl="5" w:tentative="1">
+      <w:start w:val="1"/>
+      <w:numFmt w:val="bullet"/>
+      <w:lvlText w:val=""/>
+      <w:lvlJc w:val="left"/>
+      <w:pPr>
+        <w:tabs>
+          <w:tab w:val="num" w:pos="4320"/>
+        </w:tabs>
+        <w:ind w:left="4320" w:hanging="360"/>
+      </w:pPr>
+      <w:rPr>
+        <w:rFonts w:ascii="Wingdings" w:hAnsi="Wingdings" w:hint="default"/>
+        <w:sz w:val="20"/>
+      </w:rPr>
+    </w:lvl>
+    <w:lvl w:ilvl="6" w:tentative="1">
+      <w:start w:val="1"/>
+      <w:numFmt w:val="bullet"/>
+      <w:lvlText w:val=""/>
+      <w:lvlJc w:val="left"/>
+      <w:pPr>
+        <w:tabs>
+          <w:tab w:val="num" w:pos="5040"/>
+        </w:tabs>
+        <w:ind w:left="5040" w:hanging="360"/>
+      </w:pPr>
+      <w:rPr>
+        <w:rFonts w:ascii="Wingdings" w:hAnsi="Wingdings" w:hint="default"/>
+        <w:sz w:val="20"/>
+      </w:rPr>
+    </w:lvl>
+    <w:lvl w:ilvl="7" w:tentative="1">
+      <w:start w:val="1"/>
+      <w:numFmt w:val="bullet"/>
+      <w:lvlText w:val=""/>
+      <w:lvlJc w:val="left"/>
+      <w:pPr>
+        <w:tabs>
+          <w:tab w:val="num" w:pos="5760"/>
+        </w:tabs>
+        <w:ind w:left="5760" w:hanging="360"/>
+      </w:pPr>
+      <w:rPr>
+        <w:rFonts w:ascii="Wingdings" w:hAnsi="Wingdings" w:hint="default"/>
+        <w:sz w:val="20"/>
+      </w:rPr>
+    </w:lvl>
+    <w:lvl w:ilvl="8" w:tentative="1">
+      <w:start w:val="1"/>
+      <w:numFmt w:val="bullet"/>
+      <w:lvlText w:val=""/>
+      <w:lvlJc w:val="left"/>
+      <w:pPr>
+        <w:tabs>
+          <w:tab w:val="num" w:pos="6480"/>
+        </w:tabs>
+        <w:ind w:left="6480" w:hanging="360"/>
+      </w:pPr>
+      <w:rPr>
+        <w:rFonts w:ascii="Wingdings" w:hAnsi="Wingdings" w:hint="default"/>
+        <w:sz w:val="20"/>
+      </w:rPr>
+    </w:lvl>
+  </w:abstractNum>
+  <w:abstractNum w:abstractNumId="3" w15:restartNumberingAfterBreak="0">
     <w:nsid w:val="39135D70"/>
     <w:multiLevelType w:val="multilevel"/>
     <w:tmpl w:val="C7BE3FE0"/>
@@ -1094,11 +1626,473 @@
       </w:rPr>
     </w:lvl>
   </w:abstractNum>
+  <w:abstractNum w:abstractNumId="4" w15:restartNumberingAfterBreak="0">
+    <w:nsid w:val="3A89618C"/>
+    <w:multiLevelType w:val="multilevel"/>
+    <w:tmpl w:val="E14A86EC"/>
+    <w:lvl w:ilvl="0">
+      <w:start w:val="1"/>
+      <w:numFmt w:val="bullet"/>
+      <w:lvlText w:val=""/>
+      <w:lvlJc w:val="left"/>
+      <w:pPr>
+        <w:tabs>
+          <w:tab w:val="num" w:pos="720"/>
+        </w:tabs>
+        <w:ind w:left="720" w:hanging="360"/>
+      </w:pPr>
+      <w:rPr>
+        <w:rFonts w:ascii="Symbol" w:hAnsi="Symbol" w:hint="default"/>
+        <w:sz w:val="20"/>
+      </w:rPr>
+    </w:lvl>
+    <w:lvl w:ilvl="1" w:tentative="1">
+      <w:start w:val="1"/>
+      <w:numFmt w:val="bullet"/>
+      <w:lvlText w:val="o"/>
+      <w:lvlJc w:val="left"/>
+      <w:pPr>
+        <w:tabs>
+          <w:tab w:val="num" w:pos="1440"/>
+        </w:tabs>
+        <w:ind w:left="1440" w:hanging="360"/>
+      </w:pPr>
+      <w:rPr>
+        <w:rFonts w:ascii="Courier New" w:hAnsi="Courier New" w:hint="default"/>
+        <w:sz w:val="20"/>
+      </w:rPr>
+    </w:lvl>
+    <w:lvl w:ilvl="2" w:tentative="1">
+      <w:start w:val="1"/>
+      <w:numFmt w:val="bullet"/>
+      <w:lvlText w:val=""/>
+      <w:lvlJc w:val="left"/>
+      <w:pPr>
+        <w:tabs>
+          <w:tab w:val="num" w:pos="2160"/>
+        </w:tabs>
+        <w:ind w:left="2160" w:hanging="360"/>
+      </w:pPr>
+      <w:rPr>
+        <w:rFonts w:ascii="Wingdings" w:hAnsi="Wingdings" w:hint="default"/>
+        <w:sz w:val="20"/>
+      </w:rPr>
+    </w:lvl>
+    <w:lvl w:ilvl="3" w:tentative="1">
+      <w:start w:val="1"/>
+      <w:numFmt w:val="bullet"/>
+      <w:lvlText w:val=""/>
+      <w:lvlJc w:val="left"/>
+      <w:pPr>
+        <w:tabs>
+          <w:tab w:val="num" w:pos="2880"/>
+        </w:tabs>
+        <w:ind w:left="2880" w:hanging="360"/>
+      </w:pPr>
+      <w:rPr>
+        <w:rFonts w:ascii="Wingdings" w:hAnsi="Wingdings" w:hint="default"/>
+        <w:sz w:val="20"/>
+      </w:rPr>
+    </w:lvl>
+    <w:lvl w:ilvl="4" w:tentative="1">
+      <w:start w:val="1"/>
+      <w:numFmt w:val="bullet"/>
+      <w:lvlText w:val=""/>
+      <w:lvlJc w:val="left"/>
+      <w:pPr>
+        <w:tabs>
+          <w:tab w:val="num" w:pos="3600"/>
+        </w:tabs>
+        <w:ind w:left="3600" w:hanging="360"/>
+      </w:pPr>
+      <w:rPr>
+        <w:rFonts w:ascii="Wingdings" w:hAnsi="Wingdings" w:hint="default"/>
+        <w:sz w:val="20"/>
+      </w:rPr>
+    </w:lvl>
+    <w:lvl w:ilvl="5" w:tentative="1">
+      <w:start w:val="1"/>
+      <w:numFmt w:val="bullet"/>
+      <w:lvlText w:val=""/>
+      <w:lvlJc w:val="left"/>
+      <w:pPr>
+        <w:tabs>
+          <w:tab w:val="num" w:pos="4320"/>
+        </w:tabs>
+        <w:ind w:left="4320" w:hanging="360"/>
+      </w:pPr>
+      <w:rPr>
+        <w:rFonts w:ascii="Wingdings" w:hAnsi="Wingdings" w:hint="default"/>
+        <w:sz w:val="20"/>
+      </w:rPr>
+    </w:lvl>
+    <w:lvl w:ilvl="6" w:tentative="1">
+      <w:start w:val="1"/>
+      <w:numFmt w:val="bullet"/>
+      <w:lvlText w:val=""/>
+      <w:lvlJc w:val="left"/>
+      <w:pPr>
+        <w:tabs>
+          <w:tab w:val="num" w:pos="5040"/>
+        </w:tabs>
+        <w:ind w:left="5040" w:hanging="360"/>
+      </w:pPr>
+      <w:rPr>
+        <w:rFonts w:ascii="Wingdings" w:hAnsi="Wingdings" w:hint="default"/>
+        <w:sz w:val="20"/>
+      </w:rPr>
+    </w:lvl>
+    <w:lvl w:ilvl="7" w:tentative="1">
+      <w:start w:val="1"/>
+      <w:numFmt w:val="bullet"/>
+      <w:lvlText w:val=""/>
+      <w:lvlJc w:val="left"/>
+      <w:pPr>
+        <w:tabs>
+          <w:tab w:val="num" w:pos="5760"/>
+        </w:tabs>
+        <w:ind w:left="5760" w:hanging="360"/>
+      </w:pPr>
+      <w:rPr>
+        <w:rFonts w:ascii="Wingdings" w:hAnsi="Wingdings" w:hint="default"/>
+        <w:sz w:val="20"/>
+      </w:rPr>
+    </w:lvl>
+    <w:lvl w:ilvl="8" w:tentative="1">
+      <w:start w:val="1"/>
+      <w:numFmt w:val="bullet"/>
+      <w:lvlText w:val=""/>
+      <w:lvlJc w:val="left"/>
+      <w:pPr>
+        <w:tabs>
+          <w:tab w:val="num" w:pos="6480"/>
+        </w:tabs>
+        <w:ind w:left="6480" w:hanging="360"/>
+      </w:pPr>
+      <w:rPr>
+        <w:rFonts w:ascii="Wingdings" w:hAnsi="Wingdings" w:hint="default"/>
+        <w:sz w:val="20"/>
+      </w:rPr>
+    </w:lvl>
+  </w:abstractNum>
+  <w:abstractNum w:abstractNumId="5" w15:restartNumberingAfterBreak="0">
+    <w:nsid w:val="3D1D46DB"/>
+    <w:multiLevelType w:val="multilevel"/>
+    <w:tmpl w:val="13A85332"/>
+    <w:lvl w:ilvl="0">
+      <w:start w:val="1"/>
+      <w:numFmt w:val="bullet"/>
+      <w:lvlText w:val=""/>
+      <w:lvlJc w:val="left"/>
+      <w:pPr>
+        <w:tabs>
+          <w:tab w:val="num" w:pos="720"/>
+        </w:tabs>
+        <w:ind w:left="720" w:hanging="360"/>
+      </w:pPr>
+      <w:rPr>
+        <w:rFonts w:ascii="Symbol" w:hAnsi="Symbol" w:hint="default"/>
+        <w:sz w:val="20"/>
+      </w:rPr>
+    </w:lvl>
+    <w:lvl w:ilvl="1" w:tentative="1">
+      <w:start w:val="1"/>
+      <w:numFmt w:val="bullet"/>
+      <w:lvlText w:val="o"/>
+      <w:lvlJc w:val="left"/>
+      <w:pPr>
+        <w:tabs>
+          <w:tab w:val="num" w:pos="1440"/>
+        </w:tabs>
+        <w:ind w:left="1440" w:hanging="360"/>
+      </w:pPr>
+      <w:rPr>
+        <w:rFonts w:ascii="Courier New" w:hAnsi="Courier New" w:hint="default"/>
+        <w:sz w:val="20"/>
+      </w:rPr>
+    </w:lvl>
+    <w:lvl w:ilvl="2" w:tentative="1">
+      <w:start w:val="1"/>
+      <w:numFmt w:val="bullet"/>
+      <w:lvlText w:val=""/>
+      <w:lvlJc w:val="left"/>
+      <w:pPr>
+        <w:tabs>
+          <w:tab w:val="num" w:pos="2160"/>
+        </w:tabs>
+        <w:ind w:left="2160" w:hanging="360"/>
+      </w:pPr>
+      <w:rPr>
+        <w:rFonts w:ascii="Wingdings" w:hAnsi="Wingdings" w:hint="default"/>
+        <w:sz w:val="20"/>
+      </w:rPr>
+    </w:lvl>
+    <w:lvl w:ilvl="3" w:tentative="1">
+      <w:start w:val="1"/>
+      <w:numFmt w:val="bullet"/>
+      <w:lvlText w:val=""/>
+      <w:lvlJc w:val="left"/>
+      <w:pPr>
+        <w:tabs>
+          <w:tab w:val="num" w:pos="2880"/>
+        </w:tabs>
+        <w:ind w:left="2880" w:hanging="360"/>
+      </w:pPr>
+      <w:rPr>
+        <w:rFonts w:ascii="Wingdings" w:hAnsi="Wingdings" w:hint="default"/>
+        <w:sz w:val="20"/>
+      </w:rPr>
+    </w:lvl>
+    <w:lvl w:ilvl="4" w:tentative="1">
+      <w:start w:val="1"/>
+      <w:numFmt w:val="bullet"/>
+      <w:lvlText w:val=""/>
+      <w:lvlJc w:val="left"/>
+      <w:pPr>
+        <w:tabs>
+          <w:tab w:val="num" w:pos="3600"/>
+        </w:tabs>
+        <w:ind w:left="3600" w:hanging="360"/>
+      </w:pPr>
+      <w:rPr>
+        <w:rFonts w:ascii="Wingdings" w:hAnsi="Wingdings" w:hint="default"/>
+        <w:sz w:val="20"/>
+      </w:rPr>
+    </w:lvl>
+    <w:lvl w:ilvl="5" w:tentative="1">
+      <w:start w:val="1"/>
+      <w:numFmt w:val="bullet"/>
+      <w:lvlText w:val=""/>
+      <w:lvlJc w:val="left"/>
+      <w:pPr>
+        <w:tabs>
+          <w:tab w:val="num" w:pos="4320"/>
+        </w:tabs>
+        <w:ind w:left="4320" w:hanging="360"/>
+      </w:pPr>
+      <w:rPr>
+        <w:rFonts w:ascii="Wingdings" w:hAnsi="Wingdings" w:hint="default"/>
+        <w:sz w:val="20"/>
+      </w:rPr>
+    </w:lvl>
+    <w:lvl w:ilvl="6" w:tentative="1">
+      <w:start w:val="1"/>
+      <w:numFmt w:val="bullet"/>
+      <w:lvlText w:val=""/>
+      <w:lvlJc w:val="left"/>
+      <w:pPr>
+        <w:tabs>
+          <w:tab w:val="num" w:pos="5040"/>
+        </w:tabs>
+        <w:ind w:left="5040" w:hanging="360"/>
+      </w:pPr>
+      <w:rPr>
+        <w:rFonts w:ascii="Wingdings" w:hAnsi="Wingdings" w:hint="default"/>
+        <w:sz w:val="20"/>
+      </w:rPr>
+    </w:lvl>
+    <w:lvl w:ilvl="7" w:tentative="1">
+      <w:start w:val="1"/>
+      <w:numFmt w:val="bullet"/>
+      <w:lvlText w:val=""/>
+      <w:lvlJc w:val="left"/>
+      <w:pPr>
+        <w:tabs>
+          <w:tab w:val="num" w:pos="5760"/>
+        </w:tabs>
+        <w:ind w:left="5760" w:hanging="360"/>
+      </w:pPr>
+      <w:rPr>
+        <w:rFonts w:ascii="Wingdings" w:hAnsi="Wingdings" w:hint="default"/>
+        <w:sz w:val="20"/>
+      </w:rPr>
+    </w:lvl>
+    <w:lvl w:ilvl="8" w:tentative="1">
+      <w:start w:val="1"/>
+      <w:numFmt w:val="bullet"/>
+      <w:lvlText w:val=""/>
+      <w:lvlJc w:val="left"/>
+      <w:pPr>
+        <w:tabs>
+          <w:tab w:val="num" w:pos="6480"/>
+        </w:tabs>
+        <w:ind w:left="6480" w:hanging="360"/>
+      </w:pPr>
+      <w:rPr>
+        <w:rFonts w:ascii="Wingdings" w:hAnsi="Wingdings" w:hint="default"/>
+        <w:sz w:val="20"/>
+      </w:rPr>
+    </w:lvl>
+  </w:abstractNum>
+  <w:abstractNum w:abstractNumId="6" w15:restartNumberingAfterBreak="0">
+    <w:nsid w:val="405841EF"/>
+    <w:multiLevelType w:val="multilevel"/>
+    <w:tmpl w:val="708E7F3C"/>
+    <w:lvl w:ilvl="0">
+      <w:start w:val="1"/>
+      <w:numFmt w:val="bullet"/>
+      <w:lvlText w:val=""/>
+      <w:lvlJc w:val="left"/>
+      <w:pPr>
+        <w:tabs>
+          <w:tab w:val="num" w:pos="720"/>
+        </w:tabs>
+        <w:ind w:left="720" w:hanging="360"/>
+      </w:pPr>
+      <w:rPr>
+        <w:rFonts w:ascii="Symbol" w:hAnsi="Symbol" w:hint="default"/>
+        <w:sz w:val="20"/>
+      </w:rPr>
+    </w:lvl>
+    <w:lvl w:ilvl="1" w:tentative="1">
+      <w:start w:val="1"/>
+      <w:numFmt w:val="bullet"/>
+      <w:lvlText w:val="o"/>
+      <w:lvlJc w:val="left"/>
+      <w:pPr>
+        <w:tabs>
+          <w:tab w:val="num" w:pos="1440"/>
+        </w:tabs>
+        <w:ind w:left="1440" w:hanging="360"/>
+      </w:pPr>
+      <w:rPr>
+        <w:rFonts w:ascii="Courier New" w:hAnsi="Courier New" w:hint="default"/>
+        <w:sz w:val="20"/>
+      </w:rPr>
+    </w:lvl>
+    <w:lvl w:ilvl="2" w:tentative="1">
+      <w:start w:val="1"/>
+      <w:numFmt w:val="bullet"/>
+      <w:lvlText w:val=""/>
+      <w:lvlJc w:val="left"/>
+      <w:pPr>
+        <w:tabs>
+          <w:tab w:val="num" w:pos="2160"/>
+        </w:tabs>
+        <w:ind w:left="2160" w:hanging="360"/>
+      </w:pPr>
+      <w:rPr>
+        <w:rFonts w:ascii="Wingdings" w:hAnsi="Wingdings" w:hint="default"/>
+        <w:sz w:val="20"/>
+      </w:rPr>
+    </w:lvl>
+    <w:lvl w:ilvl="3" w:tentative="1">
+      <w:start w:val="1"/>
+      <w:numFmt w:val="bullet"/>
+      <w:lvlText w:val=""/>
+      <w:lvlJc w:val="left"/>
+      <w:pPr>
+        <w:tabs>
+          <w:tab w:val="num" w:pos="2880"/>
+        </w:tabs>
+        <w:ind w:left="2880" w:hanging="360"/>
+      </w:pPr>
+      <w:rPr>
+        <w:rFonts w:ascii="Wingdings" w:hAnsi="Wingdings" w:hint="default"/>
+        <w:sz w:val="20"/>
+      </w:rPr>
+    </w:lvl>
+    <w:lvl w:ilvl="4" w:tentative="1">
+      <w:start w:val="1"/>
+      <w:numFmt w:val="bullet"/>
+      <w:lvlText w:val=""/>
+      <w:lvlJc w:val="left"/>
+      <w:pPr>
+        <w:tabs>
+          <w:tab w:val="num" w:pos="3600"/>
+        </w:tabs>
+        <w:ind w:left="3600" w:hanging="360"/>
+      </w:pPr>
+      <w:rPr>
+        <w:rFonts w:ascii="Wingdings" w:hAnsi="Wingdings" w:hint="default"/>
+        <w:sz w:val="20"/>
+      </w:rPr>
+    </w:lvl>
+    <w:lvl w:ilvl="5" w:tentative="1">
+      <w:start w:val="1"/>
+      <w:numFmt w:val="bullet"/>
+      <w:lvlText w:val=""/>
+      <w:lvlJc w:val="left"/>
+      <w:pPr>
+        <w:tabs>
+          <w:tab w:val="num" w:pos="4320"/>
+        </w:tabs>
+        <w:ind w:left="4320" w:hanging="360"/>
+      </w:pPr>
+      <w:rPr>
+        <w:rFonts w:ascii="Wingdings" w:hAnsi="Wingdings" w:hint="default"/>
+        <w:sz w:val="20"/>
+      </w:rPr>
+    </w:lvl>
+    <w:lvl w:ilvl="6" w:tentative="1">
+      <w:start w:val="1"/>
+      <w:numFmt w:val="bullet"/>
+      <w:lvlText w:val=""/>
+      <w:lvlJc w:val="left"/>
+      <w:pPr>
+        <w:tabs>
+          <w:tab w:val="num" w:pos="5040"/>
+        </w:tabs>
+        <w:ind w:left="5040" w:hanging="360"/>
+      </w:pPr>
+      <w:rPr>
+        <w:rFonts w:ascii="Wingdings" w:hAnsi="Wingdings" w:hint="default"/>
+        <w:sz w:val="20"/>
+      </w:rPr>
+    </w:lvl>
+    <w:lvl w:ilvl="7" w:tentative="1">
+      <w:start w:val="1"/>
+      <w:numFmt w:val="bullet"/>
+      <w:lvlText w:val=""/>
+      <w:lvlJc w:val="left"/>
+      <w:pPr>
+        <w:tabs>
+          <w:tab w:val="num" w:pos="5760"/>
+        </w:tabs>
+        <w:ind w:left="5760" w:hanging="360"/>
+      </w:pPr>
+      <w:rPr>
+        <w:rFonts w:ascii="Wingdings" w:hAnsi="Wingdings" w:hint="default"/>
+        <w:sz w:val="20"/>
+      </w:rPr>
+    </w:lvl>
+    <w:lvl w:ilvl="8" w:tentative="1">
+      <w:start w:val="1"/>
+      <w:numFmt w:val="bullet"/>
+      <w:lvlText w:val=""/>
+      <w:lvlJc w:val="left"/>
+      <w:pPr>
+        <w:tabs>
+          <w:tab w:val="num" w:pos="6480"/>
+        </w:tabs>
+        <w:ind w:left="6480" w:hanging="360"/>
+      </w:pPr>
+      <w:rPr>
+        <w:rFonts w:ascii="Wingdings" w:hAnsi="Wingdings" w:hint="default"/>
+        <w:sz w:val="20"/>
+      </w:rPr>
+    </w:lvl>
+  </w:abstractNum>
   <w:num w:numId="1" w16cid:durableId="68237996">
-    <w:abstractNumId w:val="1"/>
+    <w:abstractNumId w:val="3"/>
   </w:num>
   <w:num w:numId="2" w16cid:durableId="1959868648">
     <w:abstractNumId w:val="0"/>
+  </w:num>
+  <w:num w:numId="3" w16cid:durableId="1350136647">
+    <w:abstractNumId w:val="1"/>
+  </w:num>
+  <w:num w:numId="4" w16cid:durableId="1292905008">
+    <w:abstractNumId w:val="4"/>
+  </w:num>
+  <w:num w:numId="5" w16cid:durableId="2050104282">
+    <w:abstractNumId w:val="5"/>
+  </w:num>
+  <w:num w:numId="6" w16cid:durableId="1099104806">
+    <w:abstractNumId w:val="6"/>
+  </w:num>
+  <w:num w:numId="7" w16cid:durableId="509173960">
+    <w:abstractNumId w:val="2"/>
   </w:num>
 </w:numbering>
 </file>

--- a/Docs/Used Constrains.docx
+++ b/Docs/Used Constrains.docx
@@ -34,8 +34,8 @@
     </w:p>
     <w:p>
       <w:r>
-        <w:pict w14:anchorId="5BEF81A4">
-          <v:rect id="_x0000_i1355" style="width:0;height:1.5pt" o:hralign="center" o:hrstd="t" o:hr="t" fillcolor="#a0a0a0" stroked="f"/>
+        <w:pict w14:anchorId="5A6307B8">
+          <v:rect id="_x0000_i1105" style="width:0;height:1.5pt" o:hralign="center" o:hrstd="t" o:hr="t" fillcolor="#a0a0a0" stroked="f"/>
         </w:pict>
       </w:r>
     </w:p>
@@ -66,22 +66,130 @@
           <w:b/>
           <w:bCs/>
         </w:rPr>
-        <w:t xml:space="preserve"> Hard Constraints (Feasibility Constraints)</w:t>
-      </w:r>
-    </w:p>
-    <w:p>
-      <w:r>
-        <w:t>Hard constraints define the feasibility of a timetable.</w:t>
+        <w:t xml:space="preserve"> Hard Constraints (Feasibility Rules)</w:t>
+      </w:r>
+    </w:p>
+    <w:p>
+      <w:r>
+        <w:t>Hard constraints must always be satisfied.</w:t>
       </w:r>
       <w:r>
         <w:br/>
-        <w:t>Any violation renders the timetable infeasible and therefore unacceptable.</w:t>
-      </w:r>
-    </w:p>
-    <w:p>
-      <w:r>
-        <w:pict w14:anchorId="0E4D4C4B">
-          <v:rect id="_x0000_i1356" style="width:0;height:1.5pt" o:hralign="center" o:hrstd="t" o:hr="t" fillcolor="#a0a0a0" stroked="f"/>
+        <w:t>Any violation makes the timetable infeasible.</w:t>
+      </w:r>
+    </w:p>
+    <w:p>
+      <w:pPr>
+        <w:rPr>
+          <w:b/>
+          <w:bCs/>
+        </w:rPr>
+      </w:pPr>
+      <w:r>
+        <w:rPr>
+          <w:b/>
+          <w:bCs/>
+        </w:rPr>
+        <w:t>H1 — Lecturer Conflict</w:t>
+      </w:r>
+    </w:p>
+    <w:p>
+      <w:r>
+        <w:t>A lecturer cannot teach more than one event in the same timeslot.</w:t>
+      </w:r>
+    </w:p>
+    <w:p>
+      <w:pPr>
+        <w:rPr>
+          <w:b/>
+          <w:bCs/>
+        </w:rPr>
+      </w:pPr>
+      <w:r>
+        <w:rPr>
+          <w:b/>
+          <w:bCs/>
+        </w:rPr>
+        <w:t>H2 — Student Group Conflict</w:t>
+      </w:r>
+    </w:p>
+    <w:p>
+      <w:r>
+        <w:t>A student group cannot attend more than one event in the same timeslot.</w:t>
+      </w:r>
+      <w:r>
+        <w:br/>
+        <w:t>Each student group represents a full academic cohort (e.g., CS Year 1).</w:t>
+      </w:r>
+    </w:p>
+    <w:p>
+      <w:pPr>
+        <w:rPr>
+          <w:b/>
+          <w:bCs/>
+        </w:rPr>
+      </w:pPr>
+      <w:r>
+        <w:rPr>
+          <w:b/>
+          <w:bCs/>
+        </w:rPr>
+        <w:t>H3 — Room Conflict</w:t>
+      </w:r>
+    </w:p>
+    <w:p>
+      <w:r>
+        <w:t>A room can host only one event per timeslot.</w:t>
+      </w:r>
+    </w:p>
+    <w:p>
+      <w:pPr>
+        <w:rPr>
+          <w:b/>
+          <w:bCs/>
+        </w:rPr>
+      </w:pPr>
+      <w:r>
+        <w:rPr>
+          <w:b/>
+          <w:bCs/>
+        </w:rPr>
+        <w:t>H4 — Room Capacity</w:t>
+      </w:r>
+    </w:p>
+    <w:p>
+      <w:r>
+        <w:t>The assigned room must have sufficient capacity for the event.</w:t>
+      </w:r>
+      <w:r>
+        <w:br/>
+        <w:t>Event size equals the total number of students in all participating groups.</w:t>
+      </w:r>
+    </w:p>
+    <w:p>
+      <w:pPr>
+        <w:rPr>
+          <w:b/>
+          <w:bCs/>
+        </w:rPr>
+      </w:pPr>
+      <w:r>
+        <w:rPr>
+          <w:b/>
+          <w:bCs/>
+        </w:rPr>
+        <w:t>H5 — Lecturer Availability</w:t>
+      </w:r>
+    </w:p>
+    <w:p>
+      <w:r>
+        <w:t>An event cannot be scheduled during a timeslot where the lecturer is unavailable.</w:t>
+      </w:r>
+    </w:p>
+    <w:p>
+      <w:r>
+        <w:pict w14:anchorId="242C162E">
+          <v:rect id="_x0000_i1106" style="width:0;height:1.5pt" o:hralign="center" o:hrstd="t" o:hr="t" fillcolor="#a0a0a0" stroked="f"/>
         </w:pict>
       </w:r>
     </w:p>
@@ -97,44 +205,150 @@
           <w:b/>
           <w:bCs/>
         </w:rPr>
-        <w:t>H1 — Lecturer Uniqueness</w:t>
-      </w:r>
-    </w:p>
-    <w:p>
-      <w:r>
-        <w:t>A lecturer cannot be assigned to more than one event during the same timeslot.</w:t>
-      </w:r>
-    </w:p>
-    <w:p>
-      <w:r>
-        <w:rPr>
-          <w:b/>
-          <w:bCs/>
-        </w:rPr>
+        <w:t>2️</w:t>
+      </w:r>
+      <w:r>
+        <w:rPr>
+          <w:rFonts w:ascii="Segoe UI Symbol" w:hAnsi="Segoe UI Symbol" w:cs="Segoe UI Symbol"/>
+          <w:b/>
+          <w:bCs/>
+        </w:rPr>
+        <w:t>⃣</w:t>
+      </w:r>
+      <w:r>
+        <w:rPr>
+          <w:b/>
+          <w:bCs/>
+        </w:rPr>
+        <w:t xml:space="preserve"> Soft Constraints (Quality Optimization)</w:t>
+      </w:r>
+    </w:p>
+    <w:p>
+      <w:r>
+        <w:t>Soft constraints improve timetable quality.</w:t>
+      </w:r>
+      <w:r>
+        <w:br/>
+        <w:t>Violations do not invalidate the solution but increase the fitness value.</w:t>
+      </w:r>
+    </w:p>
+    <w:p>
+      <w:r>
+        <w:pict w14:anchorId="4A5BB19C">
+          <v:rect id="_x0000_i1107" style="width:0;height:1.5pt" o:hralign="center" o:hrstd="t" o:hr="t" fillcolor="#a0a0a0" stroked="f"/>
+        </w:pict>
+      </w:r>
+    </w:p>
+    <w:p>
+      <w:pPr>
+        <w:rPr>
+          <w:b/>
+          <w:bCs/>
+        </w:rPr>
+      </w:pPr>
+      <w:r>
+        <w:rPr>
+          <w:b/>
+          <w:bCs/>
+        </w:rPr>
+        <w:t>S1a — Student Gaps (Intra-Day Compactness)</w:t>
+      </w:r>
+    </w:p>
+    <w:p>
+      <w:r>
+        <w:t>Idle periods between scheduled events within the same day are penalized.</w:t>
+      </w:r>
+    </w:p>
+    <w:p>
+      <w:r>
+        <w:t>For each student group and each day:</w:t>
+      </w:r>
+    </w:p>
+    <w:p>
+      <w:r>
+        <w:t>Gap = (</w:t>
+      </w:r>
+      <w:proofErr w:type="spellStart"/>
+      <w:r>
+        <w:t>last_period</w:t>
+      </w:r>
+      <w:proofErr w:type="spellEnd"/>
+      <w:r>
+        <w:t xml:space="preserve"> − </w:t>
+      </w:r>
+      <w:proofErr w:type="spellStart"/>
+      <w:r>
+        <w:t>first_period</w:t>
+      </w:r>
+      <w:proofErr w:type="spellEnd"/>
+      <w:r>
+        <w:t xml:space="preserve"> + 1) − </w:t>
+      </w:r>
+      <w:proofErr w:type="spellStart"/>
+      <w:r>
+        <w:t>number_of_events</w:t>
+      </w:r>
+      <w:proofErr w:type="spellEnd"/>
+    </w:p>
+    <w:p>
+      <w:r>
+        <w:lastRenderedPageBreak/>
+        <w:t>Objective:</w:t>
+      </w:r>
+      <w:r>
+        <w:br/>
+        <w:t>Encourage compact daily schedules and reduce waiting time between classes.</w:t>
+      </w:r>
+    </w:p>
+    <w:p>
+      <w:r>
+        <w:pict w14:anchorId="3AB991C7">
+          <v:rect id="_x0000_i1108" style="width:0;height:1.5pt" o:hralign="center" o:hrstd="t" o:hr="t" fillcolor="#a0a0a0" stroked="f"/>
+        </w:pict>
+      </w:r>
+    </w:p>
+    <w:p>
+      <w:pPr>
+        <w:rPr>
+          <w:b/>
+          <w:bCs/>
+        </w:rPr>
+      </w:pPr>
+      <w:r>
+        <w:rPr>
+          <w:b/>
+          <w:bCs/>
+        </w:rPr>
+        <w:t>S1b — Single-Event Days</w:t>
+      </w:r>
+    </w:p>
+    <w:p>
+      <w:r>
+        <w:t>Days where a student group has only one event are penalized.</w:t>
+      </w:r>
+    </w:p>
+    <w:p>
+      <w:r>
         <w:t>Rationale:</w:t>
       </w:r>
       <w:r>
         <w:br/>
-        <w:t>A lecturer cannot physically conduct multiple sessions simultaneously.</w:t>
-      </w:r>
-    </w:p>
-    <w:p>
-      <w:r>
-        <w:rPr>
-          <w:b/>
-          <w:bCs/>
-        </w:rPr>
-        <w:t>Effect:</w:t>
+        <w:t>Coming to campus for a single class is inefficient and undesirable.</w:t>
+      </w:r>
+    </w:p>
+    <w:p>
+      <w:r>
+        <w:t>Objective:</w:t>
       </w:r>
       <w:r>
         <w:br/>
-        <w:t>Events sharing the same lecturer are mutually exclusive in time.</w:t>
-      </w:r>
-    </w:p>
-    <w:p>
-      <w:r>
-        <w:pict w14:anchorId="4674994F">
-          <v:rect id="_x0000_i1357" style="width:0;height:1.5pt" o:hralign="center" o:hrstd="t" o:hr="t" fillcolor="#a0a0a0" stroked="f"/>
+        <w:t>Encourage either free days or multiple events per day.</w:t>
+      </w:r>
+    </w:p>
+    <w:p>
+      <w:r>
+        <w:pict w14:anchorId="7C1A4C8A">
+          <v:rect id="_x0000_i1109" style="width:0;height:1.5pt" o:hralign="center" o:hrstd="t" o:hr="t" fillcolor="#a0a0a0" stroked="f"/>
         </w:pict>
       </w:r>
     </w:p>
@@ -150,538 +364,194 @@
           <w:b/>
           <w:bCs/>
         </w:rPr>
-        <w:t>H2 — Student Group Uniqueness</w:t>
-      </w:r>
-    </w:p>
-    <w:p>
-      <w:r>
-        <w:t>A student group cannot attend more than one event during the same timeslot.</w:t>
-      </w:r>
-    </w:p>
-    <w:p>
-      <w:r>
-        <w:rPr>
-          <w:b/>
-          <w:bCs/>
-        </w:rPr>
-        <w:t>Modeling Assumption:</w:t>
+        <w:t>S4 — Event Spreading (Weekly Balance)</w:t>
+      </w:r>
+    </w:p>
+    <w:p>
+      <w:r>
+        <w:t>Encourages a balanced distribution of events across the week.</w:t>
+      </w:r>
+    </w:p>
+    <w:p>
+      <w:r>
+        <w:t>Two aspects are considered:</w:t>
+      </w:r>
+    </w:p>
+    <w:p>
+      <w:r>
+        <w:t>1️</w:t>
+      </w:r>
+      <w:r>
+        <w:rPr>
+          <w:rFonts w:ascii="Segoe UI Symbol" w:hAnsi="Segoe UI Symbol" w:cs="Segoe UI Symbol"/>
+        </w:rPr>
+        <w:t>⃣</w:t>
+      </w:r>
+      <w:r>
+        <w:t xml:space="preserve"> Overloaded Days</w:t>
       </w:r>
       <w:r>
         <w:br/>
-        <w:t xml:space="preserve">A </w:t>
+        <w:t>If too many events are scheduled on the same day, a quadratic penalty is applied to strongly discourage extreme clustering.</w:t>
+      </w:r>
+    </w:p>
+    <w:p>
+      <w:r>
+        <w:t>2️</w:t>
+      </w:r>
+      <w:r>
+        <w:rPr>
+          <w:rFonts w:ascii="Segoe UI Symbol" w:hAnsi="Segoe UI Symbol" w:cs="Segoe UI Symbol"/>
+        </w:rPr>
+        <w:t>⃣</w:t>
+      </w:r>
+      <w:r>
+        <w:t xml:space="preserve"> Insufficient Active Days</w:t>
+      </w:r>
+      <w:r>
+        <w:br/>
+        <w:t>If events are concentrated into too few days compared to the weekly load, an additional penalty is added.</w:t>
+      </w:r>
+    </w:p>
+    <w:p>
+      <w:r>
+        <w:t>Objective:</w:t>
+      </w:r>
+      <w:r>
+        <w:br/>
+        <w:t>Avoid compressing all events into a small number of days while maintaining reasonable daily load.</w:t>
+      </w:r>
+    </w:p>
+    <w:p>
+      <w:r>
+        <w:pict w14:anchorId="17F754C1">
+          <v:rect id="_x0000_i1110" style="width:0;height:1.5pt" o:hralign="center" o:hrstd="t" o:hr="t" fillcolor="#a0a0a0" stroked="f"/>
+        </w:pict>
+      </w:r>
+    </w:p>
+    <w:p>
+      <w:pPr>
+        <w:rPr>
+          <w:b/>
+          <w:bCs/>
+        </w:rPr>
+      </w:pPr>
+      <w:r>
+        <w:rPr>
+          <w:b/>
+          <w:bCs/>
+        </w:rPr>
+        <w:t>S5 — Lecturer Time Preferences</w:t>
+      </w:r>
+    </w:p>
+    <w:p>
+      <w:r>
+        <w:t xml:space="preserve">Scheduling an event outside a lecturer’s preferred </w:t>
+      </w:r>
+      <w:proofErr w:type="gramStart"/>
+      <w:r>
+        <w:t>timeslots</w:t>
+      </w:r>
+      <w:proofErr w:type="gramEnd"/>
+      <w:r>
+        <w:t xml:space="preserve"> incurs a penalty.</w:t>
+      </w:r>
+    </w:p>
+    <w:p>
+      <w:r>
+        <w:t>Objective:</w:t>
+      </w:r>
+      <w:r>
+        <w:br/>
+        <w:t>Increase staff satisfaction and reflect institutional preferences.</w:t>
+      </w:r>
+    </w:p>
+    <w:p>
+      <w:r>
+        <w:pict w14:anchorId="067B2517">
+          <v:rect id="_x0000_i1111" style="width:0;height:1.5pt" o:hralign="center" o:hrstd="t" o:hr="t" fillcolor="#a0a0a0" stroked="f"/>
+        </w:pict>
+      </w:r>
+    </w:p>
+    <w:p>
+      <w:pPr>
+        <w:rPr>
+          <w:b/>
+          <w:bCs/>
+        </w:rPr>
+      </w:pPr>
+      <w:r>
+        <w:rPr>
+          <w:b/>
+          <w:bCs/>
+        </w:rPr>
+        <w:t>3️</w:t>
+      </w:r>
+      <w:r>
+        <w:rPr>
+          <w:rFonts w:ascii="Segoe UI Symbol" w:hAnsi="Segoe UI Symbol" w:cs="Segoe UI Symbol"/>
+          <w:b/>
+          <w:bCs/>
+        </w:rPr>
+        <w:t>⃣</w:t>
+      </w:r>
+      <w:r>
+        <w:rPr>
+          <w:b/>
+          <w:bCs/>
+        </w:rPr>
+        <w:t xml:space="preserve"> Fitness Function</w:t>
+      </w:r>
+    </w:p>
+    <w:p>
+      <w:r>
+        <w:lastRenderedPageBreak/>
+        <w:t>The objective is to minimize:</w:t>
+      </w:r>
+    </w:p>
+    <w:p>
+      <w:r>
+        <w:t>Fitness =</w:t>
+      </w:r>
+      <w:r>
+        <w:br/>
+        <w:t xml:space="preserve">α × </w:t>
       </w:r>
       <w:proofErr w:type="spellStart"/>
       <w:r>
-        <w:t>StudentGroup</w:t>
+        <w:t>StudentGapPenalty</w:t>
       </w:r>
       <w:proofErr w:type="spellEnd"/>
-      <w:r>
-        <w:t xml:space="preserve"> represents a complete academic cohort (e.g., CS Year 1).</w:t>
-      </w:r>
-      <w:r>
-        <w:br/>
-        <w:t>All students in that cohort follow the same curriculum.</w:t>
-      </w:r>
-    </w:p>
-    <w:p>
-      <w:r>
-        <w:rPr>
-          <w:b/>
-          <w:bCs/>
-        </w:rPr>
-        <w:t>Effect:</w:t>
-      </w:r>
-      <w:r>
-        <w:br/>
-        <w:t>Events sharing one or more student groups cannot be scheduled in parallel.</w:t>
-      </w:r>
-    </w:p>
-    <w:p>
-      <w:r>
-        <w:pict w14:anchorId="022A5128">
-          <v:rect id="_x0000_i1358" style="width:0;height:1.5pt" o:hralign="center" o:hrstd="t" o:hr="t" fillcolor="#a0a0a0" stroked="f"/>
-        </w:pict>
-      </w:r>
-    </w:p>
-    <w:p>
-      <w:pPr>
-        <w:rPr>
-          <w:b/>
-          <w:bCs/>
-        </w:rPr>
-      </w:pPr>
-      <w:r>
-        <w:rPr>
-          <w:b/>
-          <w:bCs/>
-        </w:rPr>
-        <w:t>H3 — Room Uniqueness</w:t>
-      </w:r>
-    </w:p>
-    <w:p>
-      <w:r>
-        <w:t>A room can host at most one event per timeslot.</w:t>
-      </w:r>
-    </w:p>
-    <w:p>
-      <w:r>
-        <w:rPr>
-          <w:b/>
-          <w:bCs/>
-        </w:rPr>
-        <w:t>Rationale:</w:t>
-      </w:r>
-      <w:r>
-        <w:br/>
-        <w:t>Physical classrooms cannot be double-booked.</w:t>
-      </w:r>
-    </w:p>
-    <w:p>
-      <w:r>
-        <w:pict w14:anchorId="2C781CC3">
-          <v:rect id="_x0000_i1359" style="width:0;height:1.5pt" o:hralign="center" o:hrstd="t" o:hr="t" fillcolor="#a0a0a0" stroked="f"/>
-        </w:pict>
-      </w:r>
-    </w:p>
-    <w:p>
-      <w:pPr>
-        <w:rPr>
-          <w:b/>
-          <w:bCs/>
-        </w:rPr>
-      </w:pPr>
-      <w:r>
-        <w:rPr>
-          <w:b/>
-          <w:bCs/>
-        </w:rPr>
-        <w:t>H4 — Room Capacity</w:t>
-      </w:r>
-    </w:p>
-    <w:p>
-      <w:r>
-        <w:lastRenderedPageBreak/>
-        <w:t>The number of students attending an event must not exceed the room capacity.</w:t>
-      </w:r>
-    </w:p>
-    <w:p>
-      <w:r>
-        <w:rPr>
-          <w:b/>
-          <w:bCs/>
-        </w:rPr>
-        <w:t>Event Size Definition:</w:t>
-      </w:r>
-      <w:r>
-        <w:br/>
-        <w:t>The size of an event equals the sum of all participating student groups.</w:t>
-      </w:r>
-    </w:p>
-    <w:p>
-      <w:proofErr w:type="spellStart"/>
-      <w:r>
-        <w:t>EventSize</w:t>
-      </w:r>
-      <w:proofErr w:type="spellEnd"/>
-      <w:r>
-        <w:t xml:space="preserve"> = Σ(</w:t>
-      </w:r>
-      <w:proofErr w:type="spellStart"/>
-      <w:r>
-        <w:t>GroupSizes</w:t>
-      </w:r>
-      <w:proofErr w:type="spellEnd"/>
-      <w:r>
-        <w:t>)</w:t>
-      </w:r>
-    </w:p>
-    <w:p>
-      <w:r>
-        <w:rPr>
-          <w:b/>
-          <w:bCs/>
-        </w:rPr>
-        <w:t>Effect:</w:t>
-      </w:r>
-      <w:r>
-        <w:br/>
-        <w:t>Only rooms with sufficient capacity are valid for the event.</w:t>
-      </w:r>
-    </w:p>
-    <w:p>
-      <w:r>
-        <w:pict w14:anchorId="16F42549">
-          <v:rect id="_x0000_i1360" style="width:0;height:1.5pt" o:hralign="center" o:hrstd="t" o:hr="t" fillcolor="#a0a0a0" stroked="f"/>
-        </w:pict>
-      </w:r>
-    </w:p>
-    <w:p>
-      <w:pPr>
-        <w:rPr>
-          <w:b/>
-          <w:bCs/>
-        </w:rPr>
-      </w:pPr>
-      <w:r>
-        <w:rPr>
-          <w:b/>
-          <w:bCs/>
-        </w:rPr>
-        <w:t>H5 — Lecturer Availability</w:t>
-      </w:r>
-    </w:p>
-    <w:p>
-      <w:r>
-        <w:t>An event cannot be scheduled during a timeslot in which the lecturer is unavailable.</w:t>
-      </w:r>
-    </w:p>
-    <w:p>
-      <w:r>
-        <w:rPr>
-          <w:b/>
-          <w:bCs/>
-        </w:rPr>
-        <w:t>Effect:</w:t>
-      </w:r>
-      <w:r>
-        <w:br/>
-        <w:t>Reduces the feasible timeslot domain for affected events.</w:t>
-      </w:r>
-    </w:p>
-    <w:p>
-      <w:r>
-        <w:pict w14:anchorId="2F470DBB">
-          <v:rect id="_x0000_i1361" style="width:0;height:1.5pt" o:hralign="center" o:hrstd="t" o:hr="t" fillcolor="#a0a0a0" stroked="f"/>
-        </w:pict>
-      </w:r>
-    </w:p>
-    <w:p>
-      <w:pPr>
-        <w:rPr>
-          <w:b/>
-          <w:bCs/>
-        </w:rPr>
-      </w:pPr>
-      <w:r>
-        <w:rPr>
-          <w:b/>
-          <w:bCs/>
-        </w:rPr>
-        <w:t>2️</w:t>
-      </w:r>
-      <w:r>
-        <w:rPr>
-          <w:rFonts w:ascii="Segoe UI Symbol" w:hAnsi="Segoe UI Symbol" w:cs="Segoe UI Symbol"/>
-          <w:b/>
-          <w:bCs/>
-        </w:rPr>
-        <w:t>⃣</w:t>
-      </w:r>
-      <w:r>
-        <w:rPr>
-          <w:b/>
-          <w:bCs/>
-        </w:rPr>
-        <w:t xml:space="preserve"> Soft Constraints (Quality Criteria)</w:t>
-      </w:r>
-    </w:p>
-    <w:p>
-      <w:r>
-        <w:t>Soft constraints do not invalidate a timetable.</w:t>
-      </w:r>
-      <w:r>
-        <w:br/>
-        <w:t>Instead, violations contribute to a penalty that is minimized by the optimization algorithm.</w:t>
-      </w:r>
-    </w:p>
-    <w:p>
-      <w:r>
-        <w:pict w14:anchorId="53E678DA">
-          <v:rect id="_x0000_i1362" style="width:0;height:1.5pt" o:hralign="center" o:hrstd="t" o:hr="t" fillcolor="#a0a0a0" stroked="f"/>
-        </w:pict>
-      </w:r>
-    </w:p>
-    <w:p>
-      <w:pPr>
-        <w:rPr>
-          <w:b/>
-          <w:bCs/>
-        </w:rPr>
-      </w:pPr>
-      <w:r>
-        <w:rPr>
-          <w:b/>
-          <w:bCs/>
-        </w:rPr>
-        <w:t>S1a — Minimize Student Gaps (Intra-Day Compactness)</w:t>
-      </w:r>
-    </w:p>
-    <w:p>
-      <w:r>
-        <w:t>Idle periods between scheduled events within the same day are penalized.</w:t>
-      </w:r>
-    </w:p>
-    <w:p>
-      <w:r>
-        <w:t>For each student group and for each day:</w:t>
-      </w:r>
-    </w:p>
-    <w:p>
-      <w:r>
-        <w:t>Gap = (</w:t>
-      </w:r>
-      <w:proofErr w:type="spellStart"/>
-      <w:r>
-        <w:t>last_period</w:t>
-      </w:r>
-      <w:proofErr w:type="spellEnd"/>
-      <w:r>
-        <w:t xml:space="preserve"> − </w:t>
-      </w:r>
-      <w:proofErr w:type="spellStart"/>
-      <w:r>
-        <w:t>first_period</w:t>
-      </w:r>
-      <w:proofErr w:type="spellEnd"/>
-      <w:r>
-        <w:t xml:space="preserve"> + 1) − </w:t>
-      </w:r>
-      <w:proofErr w:type="spellStart"/>
-      <w:r>
-        <w:t>number_of_events</w:t>
-      </w:r>
-      <w:proofErr w:type="spellEnd"/>
-    </w:p>
-    <w:p>
-      <w:r>
-        <w:rPr>
-          <w:b/>
-          <w:bCs/>
-        </w:rPr>
-        <w:t>Objective:</w:t>
-      </w:r>
-      <w:r>
-        <w:br/>
-        <w:t>Encourage compact daily schedules and reduce unnecessary waiting time.</w:t>
-      </w:r>
-    </w:p>
-    <w:p>
-      <w:r>
-        <w:pict w14:anchorId="4BB72CB2">
-          <v:rect id="_x0000_i1363" style="width:0;height:1.5pt" o:hralign="center" o:hrstd="t" o:hr="t" fillcolor="#a0a0a0" stroked="f"/>
-        </w:pict>
-      </w:r>
-    </w:p>
-    <w:p>
-      <w:pPr>
-        <w:rPr>
-          <w:b/>
-          <w:bCs/>
-        </w:rPr>
-      </w:pPr>
-      <w:r>
-        <w:rPr>
-          <w:b/>
-          <w:bCs/>
-        </w:rPr>
-        <w:t>S4 — Event Spreading (Weekly Balance)</w:t>
-      </w:r>
-    </w:p>
-    <w:p>
-      <w:r>
-        <w:t>Encourages a balanced distribution of events across the working week.</w:t>
-      </w:r>
-    </w:p>
-    <w:p>
-      <w:r>
-        <w:t>For each student group:</w:t>
-      </w:r>
-    </w:p>
-    <w:p>
-      <w:r>
-        <w:t>Let:</w:t>
-      </w:r>
     </w:p>
     <w:p>
       <w:pPr>
         <w:numPr>
           <w:ilvl w:val="0"/>
-          <w:numId w:val="3"/>
+          <w:numId w:val="8"/>
         </w:numPr>
       </w:pPr>
+      <w:r>
+        <w:t xml:space="preserve">β × </w:t>
+      </w:r>
       <w:proofErr w:type="spellStart"/>
       <w:r>
-        <w:lastRenderedPageBreak/>
-        <w:t>total_events</w:t>
+        <w:t>LecturerPreferencePenalty</w:t>
       </w:r>
       <w:proofErr w:type="spellEnd"/>
-      <w:r>
-        <w:t xml:space="preserve"> = number of weekly events</w:t>
-      </w:r>
     </w:p>
     <w:p>
       <w:pPr>
         <w:numPr>
           <w:ilvl w:val="0"/>
-          <w:numId w:val="3"/>
+          <w:numId w:val="8"/>
         </w:numPr>
       </w:pPr>
       <w:r>
-        <w:t>W = total working days (6 days)</w:t>
-      </w:r>
-    </w:p>
-    <w:p>
-      <w:r>
-        <w:t>Ideal daily load:</w:t>
-      </w:r>
-    </w:p>
-    <w:p>
+        <w:t xml:space="preserve">γ × </w:t>
+      </w:r>
       <w:proofErr w:type="spellStart"/>
       <w:r>
-        <w:t>ideal_per_day</w:t>
-      </w:r>
-      <w:proofErr w:type="spellEnd"/>
-      <w:r>
-        <w:t xml:space="preserve"> = </w:t>
-      </w:r>
-      <w:proofErr w:type="gramStart"/>
-      <w:r>
-        <w:t>ceil(</w:t>
-      </w:r>
-      <w:proofErr w:type="spellStart"/>
-      <w:proofErr w:type="gramEnd"/>
-      <w:r>
-        <w:t>total_events</w:t>
-      </w:r>
-      <w:proofErr w:type="spellEnd"/>
-      <w:r>
-        <w:t xml:space="preserve"> / W)</w:t>
-      </w:r>
-    </w:p>
-    <w:p>
-      <w:r>
-        <w:t>If the number of events scheduled on a given day exceeds the ideal value,</w:t>
-      </w:r>
-      <w:r>
-        <w:br/>
-        <w:t>a penalty is added equal to the excess.</w:t>
-      </w:r>
-    </w:p>
-    <w:p>
-      <w:r>
-        <w:rPr>
-          <w:b/>
-          <w:bCs/>
-        </w:rPr>
-        <w:t>Objective:</w:t>
-      </w:r>
-      <w:r>
-        <w:br/>
-        <w:t xml:space="preserve">Avoid </w:t>
-      </w:r>
-      <w:proofErr w:type="gramStart"/>
-      <w:r>
-        <w:t>concentrating</w:t>
-      </w:r>
-      <w:proofErr w:type="gramEnd"/>
-      <w:r>
-        <w:t xml:space="preserve"> most events within a small number of days.</w:t>
-      </w:r>
-    </w:p>
-    <w:p>
-      <w:r>
-        <w:pict w14:anchorId="4D3A78E9">
-          <v:rect id="_x0000_i1364" style="width:0;height:1.5pt" o:hralign="center" o:hrstd="t" o:hr="t" fillcolor="#a0a0a0" stroked="f"/>
-        </w:pict>
-      </w:r>
-    </w:p>
-    <w:p>
-      <w:pPr>
-        <w:rPr>
-          <w:b/>
-          <w:bCs/>
-        </w:rPr>
-      </w:pPr>
-      <w:r>
-        <w:rPr>
-          <w:b/>
-          <w:bCs/>
-        </w:rPr>
-        <w:t>S5 — Lecturer Time Preferences</w:t>
-      </w:r>
-    </w:p>
-    <w:p>
-      <w:r>
-        <w:t>Scheduling an event outside the lecturer’s preferred timeslots incurs a penalty.</w:t>
-      </w:r>
-    </w:p>
-    <w:p>
-      <w:r>
-        <w:rPr>
-          <w:b/>
-          <w:bCs/>
-        </w:rPr>
-        <w:t>Objective:</w:t>
-      </w:r>
-      <w:r>
-        <w:br/>
-        <w:t>Increase staff satisfaction and reflect institutional preferences.</w:t>
-      </w:r>
-    </w:p>
-    <w:p>
-      <w:r>
-        <w:pict w14:anchorId="573D7116">
-          <v:rect id="_x0000_i1365" style="width:0;height:1.5pt" o:hralign="center" o:hrstd="t" o:hr="t" fillcolor="#a0a0a0" stroked="f"/>
-        </w:pict>
-      </w:r>
-    </w:p>
-    <w:p>
-      <w:pPr>
-        <w:rPr>
-          <w:b/>
-          <w:bCs/>
-        </w:rPr>
-      </w:pPr>
-      <w:r>
-        <w:rPr>
-          <w:b/>
-          <w:bCs/>
-        </w:rPr>
-        <w:t>3️</w:t>
-      </w:r>
-      <w:r>
-        <w:rPr>
-          <w:rFonts w:ascii="Segoe UI Symbol" w:hAnsi="Segoe UI Symbol" w:cs="Segoe UI Symbol"/>
-          <w:b/>
-          <w:bCs/>
-        </w:rPr>
-        <w:t>⃣</w:t>
-      </w:r>
-      <w:r>
-        <w:rPr>
-          <w:b/>
-          <w:bCs/>
-        </w:rPr>
-        <w:t xml:space="preserve"> Fitness Function</w:t>
-      </w:r>
-    </w:p>
-    <w:p>
-      <w:r>
-        <w:t>The objective is to minimize the total weighted penalty:</w:t>
-      </w:r>
-    </w:p>
-    <w:p>
-      <w:r>
-        <w:t>Fitness =</w:t>
-      </w:r>
-    </w:p>
-    <w:p>
-      <w:r>
-        <w:t xml:space="preserve">α × </w:t>
-      </w:r>
-      <w:proofErr w:type="spellStart"/>
-      <w:r>
-        <w:t>StudentGapPenalty</w:t>
+        <w:t>SpreadingPenalty</w:t>
       </w:r>
       <w:proofErr w:type="spellEnd"/>
     </w:p>
@@ -689,15 +559,15 @@
       <w:pPr>
         <w:numPr>
           <w:ilvl w:val="0"/>
-          <w:numId w:val="4"/>
+          <w:numId w:val="8"/>
         </w:numPr>
       </w:pPr>
       <w:r>
-        <w:t xml:space="preserve">β × </w:t>
+        <w:t xml:space="preserve">δ × </w:t>
       </w:r>
       <w:proofErr w:type="spellStart"/>
       <w:r>
-        <w:t>LecturerPreferencePenalty</w:t>
+        <w:t>SingleEventDayPenalty</w:t>
       </w:r>
       <w:proofErr w:type="spellEnd"/>
     </w:p>
@@ -705,82 +575,77 @@
       <w:pPr>
         <w:numPr>
           <w:ilvl w:val="0"/>
-          <w:numId w:val="4"/>
+          <w:numId w:val="8"/>
         </w:numPr>
       </w:pPr>
-      <w:r>
-        <w:t xml:space="preserve">γ × </w:t>
-      </w:r>
       <w:proofErr w:type="spellStart"/>
       <w:r>
-        <w:t>SpreadingPenalty</w:t>
+        <w:t>LargePenalty</w:t>
       </w:r>
       <w:proofErr w:type="spellEnd"/>
+      <w:r>
+        <w:t xml:space="preserve"> × </w:t>
+      </w:r>
+      <w:proofErr w:type="spellStart"/>
+      <w:r>
+        <w:t>UnplacedEvents</w:t>
+      </w:r>
+      <w:proofErr w:type="spellEnd"/>
+    </w:p>
+    <w:p>
+      <w:r>
+        <w:t>Where:</w:t>
+      </w:r>
     </w:p>
     <w:p>
       <w:pPr>
         <w:numPr>
           <w:ilvl w:val="0"/>
-          <w:numId w:val="4"/>
+          <w:numId w:val="9"/>
         </w:numPr>
       </w:pPr>
-      <w:proofErr w:type="spellStart"/>
-      <w:r>
-        <w:t>LargePenalty</w:t>
-      </w:r>
-      <w:proofErr w:type="spellEnd"/>
-      <w:r>
-        <w:t xml:space="preserve"> × </w:t>
-      </w:r>
-      <w:proofErr w:type="spellStart"/>
-      <w:r>
-        <w:t>UnplacedEvents</w:t>
-      </w:r>
-      <w:proofErr w:type="spellEnd"/>
-    </w:p>
-    <w:p>
-      <w:r>
-        <w:t>Where:</w:t>
+      <w:r>
+        <w:t>α controls student compactness importance</w:t>
       </w:r>
     </w:p>
     <w:p>
       <w:pPr>
         <w:numPr>
           <w:ilvl w:val="0"/>
-          <w:numId w:val="5"/>
+          <w:numId w:val="9"/>
         </w:numPr>
       </w:pPr>
       <w:r>
-        <w:t>α controls student compactness importance</w:t>
+        <w:t>β controls lecturer preference importance</w:t>
       </w:r>
     </w:p>
     <w:p>
       <w:pPr>
         <w:numPr>
           <w:ilvl w:val="0"/>
-          <w:numId w:val="5"/>
+          <w:numId w:val="9"/>
         </w:numPr>
       </w:pPr>
       <w:r>
-        <w:t>β controls lecturer satisfaction importance</w:t>
+        <w:t>γ controls weekly balance importance</w:t>
       </w:r>
     </w:p>
     <w:p>
       <w:pPr>
         <w:numPr>
           <w:ilvl w:val="0"/>
-          <w:numId w:val="5"/>
+          <w:numId w:val="9"/>
         </w:numPr>
       </w:pPr>
       <w:r>
-        <w:t>γ controls weekly distribution importance</w:t>
+        <w:t>δ controls single-event day importance</w:t>
       </w:r>
     </w:p>
     <w:p>
       <w:pPr>
         <w:numPr>
           <w:ilvl w:val="0"/>
-          <w:numId w:val="5"/>
+          <w:numId w:val="9"/>
         </w:numPr>
       </w:pPr>
       <w:proofErr w:type="spellStart"/>
@@ -794,22 +659,13 @@
     </w:p>
     <w:p>
       <w:r>
-        <w:t xml:space="preserve">A lower fitness </w:t>
-      </w:r>
-      <w:proofErr w:type="gramStart"/>
-      <w:r>
-        <w:t>value</w:t>
-      </w:r>
-      <w:proofErr w:type="gramEnd"/>
-      <w:r>
-        <w:t xml:space="preserve"> indicates a higher-quality timetable.</w:t>
-      </w:r>
-    </w:p>
-    <w:p>
-      <w:r>
-        <w:lastRenderedPageBreak/>
-        <w:pict w14:anchorId="6B284F27">
-          <v:rect id="_x0000_i1366" style="width:0;height:1.5pt" o:hralign="center" o:hrstd="t" o:hr="t" fillcolor="#a0a0a0" stroked="f"/>
+        <w:t>Lower fitness values indicate higher-quality timetables.</w:t>
+      </w:r>
+    </w:p>
+    <w:p>
+      <w:r>
+        <w:pict w14:anchorId="3D4AA6F1">
+          <v:rect id="_x0000_i1112" style="width:0;height:1.5pt" o:hralign="center" o:hrstd="t" o:hr="t" fillcolor="#a0a0a0" stroked="f"/>
         </w:pict>
       </w:r>
     </w:p>
@@ -847,18 +703,18 @@
       <w:pPr>
         <w:numPr>
           <w:ilvl w:val="0"/>
-          <w:numId w:val="6"/>
+          <w:numId w:val="10"/>
         </w:numPr>
       </w:pPr>
       <w:r>
-        <w:t>6 working days (Saturday–Thursday)</w:t>
+        <w:t>6 working days</w:t>
       </w:r>
     </w:p>
     <w:p>
       <w:pPr>
         <w:numPr>
           <w:ilvl w:val="0"/>
-          <w:numId w:val="6"/>
+          <w:numId w:val="10"/>
         </w:numPr>
       </w:pPr>
       <w:r>
@@ -869,7 +725,7 @@
       <w:pPr>
         <w:numPr>
           <w:ilvl w:val="0"/>
-          <w:numId w:val="6"/>
+          <w:numId w:val="10"/>
         </w:numPr>
       </w:pPr>
       <w:r>
@@ -880,7 +736,7 @@
       <w:pPr>
         <w:numPr>
           <w:ilvl w:val="0"/>
-          <w:numId w:val="6"/>
+          <w:numId w:val="10"/>
         </w:numPr>
       </w:pPr>
       <w:r>
@@ -891,7 +747,7 @@
       <w:pPr>
         <w:numPr>
           <w:ilvl w:val="0"/>
-          <w:numId w:val="6"/>
+          <w:numId w:val="10"/>
         </w:numPr>
       </w:pPr>
       <w:r>
@@ -902,18 +758,18 @@
       <w:pPr>
         <w:numPr>
           <w:ilvl w:val="0"/>
-          <w:numId w:val="6"/>
+          <w:numId w:val="10"/>
         </w:numPr>
       </w:pPr>
       <w:r>
-        <w:t>4 academic cohorts</w:t>
+        <w:t>4 student cohorts</w:t>
       </w:r>
     </w:p>
     <w:p>
       <w:pPr>
         <w:numPr>
           <w:ilvl w:val="0"/>
-          <w:numId w:val="6"/>
+          <w:numId w:val="10"/>
         </w:numPr>
       </w:pPr>
       <w:r>
@@ -927,8 +783,8 @@
     </w:p>
     <w:p>
       <w:r>
-        <w:pict w14:anchorId="0471762B">
-          <v:rect id="_x0000_i1367" style="width:0;height:1.5pt" o:hralign="center" o:hrstd="t" o:hr="t" fillcolor="#a0a0a0" stroked="f"/>
+        <w:pict w14:anchorId="73F33F3E">
+          <v:rect id="_x0000_i1113" style="width:0;height:1.5pt" o:hralign="center" o:hrstd="t" o:hr="t" fillcolor="#a0a0a0" stroked="f"/>
         </w:pict>
       </w:r>
     </w:p>
@@ -966,29 +822,30 @@
       <w:pPr>
         <w:numPr>
           <w:ilvl w:val="0"/>
-          <w:numId w:val="7"/>
+          <w:numId w:val="11"/>
         </w:numPr>
       </w:pPr>
       <w:r>
-        <w:t>Shared courses increase conflict density.</w:t>
+        <w:lastRenderedPageBreak/>
+        <w:t>Shared courses increase conflict density between student groups.</w:t>
       </w:r>
     </w:p>
     <w:p>
       <w:pPr>
         <w:numPr>
           <w:ilvl w:val="0"/>
-          <w:numId w:val="7"/>
+          <w:numId w:val="11"/>
         </w:numPr>
       </w:pPr>
       <w:r>
-        <w:t>All hard constraints are strictly enforced.</w:t>
+        <w:t>Hard constraints ensure strict feasibility.</w:t>
       </w:r>
     </w:p>
     <w:p>
       <w:pPr>
         <w:numPr>
           <w:ilvl w:val="0"/>
-          <w:numId w:val="7"/>
+          <w:numId w:val="11"/>
         </w:numPr>
       </w:pPr>
       <w:r>
@@ -999,7 +856,7 @@
       <w:pPr>
         <w:numPr>
           <w:ilvl w:val="0"/>
-          <w:numId w:val="7"/>
+          <w:numId w:val="11"/>
         </w:numPr>
       </w:pPr>
       <w:r>
@@ -1010,7 +867,7 @@
       <w:pPr>
         <w:numPr>
           <w:ilvl w:val="0"/>
-          <w:numId w:val="7"/>
+          <w:numId w:val="11"/>
         </w:numPr>
       </w:pPr>
       <w:r>
@@ -1031,6 +888,155 @@
 <file path=word/numbering.xml><?xml version="1.0" encoding="utf-8"?>
 <w:numbering xmlns:wpc="http://schemas.microsoft.com/office/word/2010/wordprocessingCanvas" xmlns:cx="http://schemas.microsoft.com/office/drawing/2014/chartex" xmlns:cx1="http://schemas.microsoft.com/office/drawing/2015/9/8/chartex" xmlns:cx2="http://schemas.microsoft.com/office/drawing/2015/10/21/chartex" xmlns:cx3="http://schemas.microsoft.com/office/drawing/2016/5/9/chartex" xmlns:cx4="http://schemas.microsoft.com/office/drawing/2016/5/10/chartex" xmlns:cx5="http://schemas.microsoft.com/office/drawing/2016/5/11/chartex" xmlns:cx6="http://schemas.microsoft.com/office/drawing/2016/5/12/chartex" xmlns:cx7="http://schemas.microsoft.com/office/drawing/2016/5/13/chartex" xmlns:cx8="http://schemas.microsoft.com/office/drawing/2016/5/14/chartex" xmlns:mc="http://schemas.openxmlformats.org/markup-compatibility/2006" xmlns:aink="http://schemas.microsoft.com/office/drawing/2016/ink" xmlns:am3d="http://schemas.microsoft.com/office/drawing/2017/model3d" xmlns:o="urn:schemas-microsoft-com:office:office" xmlns:oel="http://schemas.microsoft.com/office/2019/extlst" xmlns:r="http://schemas.openxmlformats.org/officeDocument/2006/relationships" xmlns:m="http://schemas.openxmlformats.org/officeDocument/2006/math" xmlns:v="urn:schemas-microsoft-com:vml" xmlns:wp14="http://schemas.microsoft.com/office/word/2010/wordprocessingDrawing" xmlns:wp="http://schemas.openxmlformats.org/drawingml/2006/wordprocessingDrawing" xmlns:w10="urn:schemas-microsoft-com:office:word" xmlns:w="http://schemas.openxmlformats.org/wordprocessingml/2006/main" xmlns:w14="http://schemas.microsoft.com/office/word/2010/wordml" xmlns:w15="http://schemas.microsoft.com/office/word/2012/wordml" xmlns:w16cex="http://schemas.microsoft.com/office/word/2018/wordml/cex" xmlns:w16cid="http://schemas.microsoft.com/office/word/2016/wordml/cid" xmlns:w16="http://schemas.microsoft.com/office/word/2018/wordml" xmlns:w16du="http://schemas.microsoft.com/office/word/2023/wordml/word16du" xmlns:w16sdtdh="http://schemas.microsoft.com/office/word/2020/wordml/sdtdatahash" xmlns:w16sdtfl="http://schemas.microsoft.com/office/word/2024/wordml/sdtformatlock" xmlns:w16se="http://schemas.microsoft.com/office/word/2015/wordml/symex" xmlns:wpg="http://schemas.microsoft.com/office/word/2010/wordprocessingGroup" xmlns:wpi="http://schemas.microsoft.com/office/word/2010/wordprocessingInk" xmlns:wne="http://schemas.microsoft.com/office/word/2006/wordml" xmlns:wps="http://schemas.microsoft.com/office/word/2010/wordprocessingShape" mc:Ignorable="w14 w15 w16se w16cid w16 w16cex w16sdtdh w16sdtfl w16du wp14">
   <w:abstractNum w:abstractNumId="0" w15:restartNumberingAfterBreak="0">
+    <w:nsid w:val="04F37BB2"/>
+    <w:multiLevelType w:val="multilevel"/>
+    <w:tmpl w:val="4808E70A"/>
+    <w:lvl w:ilvl="0">
+      <w:start w:val="1"/>
+      <w:numFmt w:val="bullet"/>
+      <w:lvlText w:val=""/>
+      <w:lvlJc w:val="left"/>
+      <w:pPr>
+        <w:tabs>
+          <w:tab w:val="num" w:pos="720"/>
+        </w:tabs>
+        <w:ind w:left="720" w:hanging="360"/>
+      </w:pPr>
+      <w:rPr>
+        <w:rFonts w:ascii="Symbol" w:hAnsi="Symbol" w:hint="default"/>
+        <w:sz w:val="20"/>
+      </w:rPr>
+    </w:lvl>
+    <w:lvl w:ilvl="1" w:tentative="1">
+      <w:start w:val="1"/>
+      <w:numFmt w:val="bullet"/>
+      <w:lvlText w:val="o"/>
+      <w:lvlJc w:val="left"/>
+      <w:pPr>
+        <w:tabs>
+          <w:tab w:val="num" w:pos="1440"/>
+        </w:tabs>
+        <w:ind w:left="1440" w:hanging="360"/>
+      </w:pPr>
+      <w:rPr>
+        <w:rFonts w:ascii="Courier New" w:hAnsi="Courier New" w:hint="default"/>
+        <w:sz w:val="20"/>
+      </w:rPr>
+    </w:lvl>
+    <w:lvl w:ilvl="2" w:tentative="1">
+      <w:start w:val="1"/>
+      <w:numFmt w:val="bullet"/>
+      <w:lvlText w:val=""/>
+      <w:lvlJc w:val="left"/>
+      <w:pPr>
+        <w:tabs>
+          <w:tab w:val="num" w:pos="2160"/>
+        </w:tabs>
+        <w:ind w:left="2160" w:hanging="360"/>
+      </w:pPr>
+      <w:rPr>
+        <w:rFonts w:ascii="Wingdings" w:hAnsi="Wingdings" w:hint="default"/>
+        <w:sz w:val="20"/>
+      </w:rPr>
+    </w:lvl>
+    <w:lvl w:ilvl="3" w:tentative="1">
+      <w:start w:val="1"/>
+      <w:numFmt w:val="bullet"/>
+      <w:lvlText w:val=""/>
+      <w:lvlJc w:val="left"/>
+      <w:pPr>
+        <w:tabs>
+          <w:tab w:val="num" w:pos="2880"/>
+        </w:tabs>
+        <w:ind w:left="2880" w:hanging="360"/>
+      </w:pPr>
+      <w:rPr>
+        <w:rFonts w:ascii="Wingdings" w:hAnsi="Wingdings" w:hint="default"/>
+        <w:sz w:val="20"/>
+      </w:rPr>
+    </w:lvl>
+    <w:lvl w:ilvl="4" w:tentative="1">
+      <w:start w:val="1"/>
+      <w:numFmt w:val="bullet"/>
+      <w:lvlText w:val=""/>
+      <w:lvlJc w:val="left"/>
+      <w:pPr>
+        <w:tabs>
+          <w:tab w:val="num" w:pos="3600"/>
+        </w:tabs>
+        <w:ind w:left="3600" w:hanging="360"/>
+      </w:pPr>
+      <w:rPr>
+        <w:rFonts w:ascii="Wingdings" w:hAnsi="Wingdings" w:hint="default"/>
+        <w:sz w:val="20"/>
+      </w:rPr>
+    </w:lvl>
+    <w:lvl w:ilvl="5" w:tentative="1">
+      <w:start w:val="1"/>
+      <w:numFmt w:val="bullet"/>
+      <w:lvlText w:val=""/>
+      <w:lvlJc w:val="left"/>
+      <w:pPr>
+        <w:tabs>
+          <w:tab w:val="num" w:pos="4320"/>
+        </w:tabs>
+        <w:ind w:left="4320" w:hanging="360"/>
+      </w:pPr>
+      <w:rPr>
+        <w:rFonts w:ascii="Wingdings" w:hAnsi="Wingdings" w:hint="default"/>
+        <w:sz w:val="20"/>
+      </w:rPr>
+    </w:lvl>
+    <w:lvl w:ilvl="6" w:tentative="1">
+      <w:start w:val="1"/>
+      <w:numFmt w:val="bullet"/>
+      <w:lvlText w:val=""/>
+      <w:lvlJc w:val="left"/>
+      <w:pPr>
+        <w:tabs>
+          <w:tab w:val="num" w:pos="5040"/>
+        </w:tabs>
+        <w:ind w:left="5040" w:hanging="360"/>
+      </w:pPr>
+      <w:rPr>
+        <w:rFonts w:ascii="Wingdings" w:hAnsi="Wingdings" w:hint="default"/>
+        <w:sz w:val="20"/>
+      </w:rPr>
+    </w:lvl>
+    <w:lvl w:ilvl="7" w:tentative="1">
+      <w:start w:val="1"/>
+      <w:numFmt w:val="bullet"/>
+      <w:lvlText w:val=""/>
+      <w:lvlJc w:val="left"/>
+      <w:pPr>
+        <w:tabs>
+          <w:tab w:val="num" w:pos="5760"/>
+        </w:tabs>
+        <w:ind w:left="5760" w:hanging="360"/>
+      </w:pPr>
+      <w:rPr>
+        <w:rFonts w:ascii="Wingdings" w:hAnsi="Wingdings" w:hint="default"/>
+        <w:sz w:val="20"/>
+      </w:rPr>
+    </w:lvl>
+    <w:lvl w:ilvl="8" w:tentative="1">
+      <w:start w:val="1"/>
+      <w:numFmt w:val="bullet"/>
+      <w:lvlText w:val=""/>
+      <w:lvlJc w:val="left"/>
+      <w:pPr>
+        <w:tabs>
+          <w:tab w:val="num" w:pos="6480"/>
+        </w:tabs>
+        <w:ind w:left="6480" w:hanging="360"/>
+      </w:pPr>
+      <w:rPr>
+        <w:rFonts w:ascii="Wingdings" w:hAnsi="Wingdings" w:hint="default"/>
+        <w:sz w:val="20"/>
+      </w:rPr>
+    </w:lvl>
+  </w:abstractNum>
+  <w:abstractNum w:abstractNumId="1" w15:restartNumberingAfterBreak="0">
     <w:nsid w:val="0A377E1A"/>
     <w:multiLevelType w:val="multilevel"/>
     <w:tmpl w:val="1102D702"/>
@@ -1179,7 +1185,7 @@
       </w:rPr>
     </w:lvl>
   </w:abstractNum>
-  <w:abstractNum w:abstractNumId="1" w15:restartNumberingAfterBreak="0">
+  <w:abstractNum w:abstractNumId="2" w15:restartNumberingAfterBreak="0">
     <w:nsid w:val="1BA421DE"/>
     <w:multiLevelType w:val="multilevel"/>
     <w:tmpl w:val="E67CD8E0"/>
@@ -1328,7 +1334,156 @@
       </w:rPr>
     </w:lvl>
   </w:abstractNum>
-  <w:abstractNum w:abstractNumId="2" w15:restartNumberingAfterBreak="0">
+  <w:abstractNum w:abstractNumId="3" w15:restartNumberingAfterBreak="0">
+    <w:nsid w:val="1F832634"/>
+    <w:multiLevelType w:val="multilevel"/>
+    <w:tmpl w:val="8A987058"/>
+    <w:lvl w:ilvl="0">
+      <w:start w:val="1"/>
+      <w:numFmt w:val="bullet"/>
+      <w:lvlText w:val=""/>
+      <w:lvlJc w:val="left"/>
+      <w:pPr>
+        <w:tabs>
+          <w:tab w:val="num" w:pos="720"/>
+        </w:tabs>
+        <w:ind w:left="720" w:hanging="360"/>
+      </w:pPr>
+      <w:rPr>
+        <w:rFonts w:ascii="Symbol" w:hAnsi="Symbol" w:hint="default"/>
+        <w:sz w:val="20"/>
+      </w:rPr>
+    </w:lvl>
+    <w:lvl w:ilvl="1" w:tentative="1">
+      <w:start w:val="1"/>
+      <w:numFmt w:val="bullet"/>
+      <w:lvlText w:val="o"/>
+      <w:lvlJc w:val="left"/>
+      <w:pPr>
+        <w:tabs>
+          <w:tab w:val="num" w:pos="1440"/>
+        </w:tabs>
+        <w:ind w:left="1440" w:hanging="360"/>
+      </w:pPr>
+      <w:rPr>
+        <w:rFonts w:ascii="Courier New" w:hAnsi="Courier New" w:hint="default"/>
+        <w:sz w:val="20"/>
+      </w:rPr>
+    </w:lvl>
+    <w:lvl w:ilvl="2" w:tentative="1">
+      <w:start w:val="1"/>
+      <w:numFmt w:val="bullet"/>
+      <w:lvlText w:val=""/>
+      <w:lvlJc w:val="left"/>
+      <w:pPr>
+        <w:tabs>
+          <w:tab w:val="num" w:pos="2160"/>
+        </w:tabs>
+        <w:ind w:left="2160" w:hanging="360"/>
+      </w:pPr>
+      <w:rPr>
+        <w:rFonts w:ascii="Wingdings" w:hAnsi="Wingdings" w:hint="default"/>
+        <w:sz w:val="20"/>
+      </w:rPr>
+    </w:lvl>
+    <w:lvl w:ilvl="3" w:tentative="1">
+      <w:start w:val="1"/>
+      <w:numFmt w:val="bullet"/>
+      <w:lvlText w:val=""/>
+      <w:lvlJc w:val="left"/>
+      <w:pPr>
+        <w:tabs>
+          <w:tab w:val="num" w:pos="2880"/>
+        </w:tabs>
+        <w:ind w:left="2880" w:hanging="360"/>
+      </w:pPr>
+      <w:rPr>
+        <w:rFonts w:ascii="Wingdings" w:hAnsi="Wingdings" w:hint="default"/>
+        <w:sz w:val="20"/>
+      </w:rPr>
+    </w:lvl>
+    <w:lvl w:ilvl="4" w:tentative="1">
+      <w:start w:val="1"/>
+      <w:numFmt w:val="bullet"/>
+      <w:lvlText w:val=""/>
+      <w:lvlJc w:val="left"/>
+      <w:pPr>
+        <w:tabs>
+          <w:tab w:val="num" w:pos="3600"/>
+        </w:tabs>
+        <w:ind w:left="3600" w:hanging="360"/>
+      </w:pPr>
+      <w:rPr>
+        <w:rFonts w:ascii="Wingdings" w:hAnsi="Wingdings" w:hint="default"/>
+        <w:sz w:val="20"/>
+      </w:rPr>
+    </w:lvl>
+    <w:lvl w:ilvl="5" w:tentative="1">
+      <w:start w:val="1"/>
+      <w:numFmt w:val="bullet"/>
+      <w:lvlText w:val=""/>
+      <w:lvlJc w:val="left"/>
+      <w:pPr>
+        <w:tabs>
+          <w:tab w:val="num" w:pos="4320"/>
+        </w:tabs>
+        <w:ind w:left="4320" w:hanging="360"/>
+      </w:pPr>
+      <w:rPr>
+        <w:rFonts w:ascii="Wingdings" w:hAnsi="Wingdings" w:hint="default"/>
+        <w:sz w:val="20"/>
+      </w:rPr>
+    </w:lvl>
+    <w:lvl w:ilvl="6" w:tentative="1">
+      <w:start w:val="1"/>
+      <w:numFmt w:val="bullet"/>
+      <w:lvlText w:val=""/>
+      <w:lvlJc w:val="left"/>
+      <w:pPr>
+        <w:tabs>
+          <w:tab w:val="num" w:pos="5040"/>
+        </w:tabs>
+        <w:ind w:left="5040" w:hanging="360"/>
+      </w:pPr>
+      <w:rPr>
+        <w:rFonts w:ascii="Wingdings" w:hAnsi="Wingdings" w:hint="default"/>
+        <w:sz w:val="20"/>
+      </w:rPr>
+    </w:lvl>
+    <w:lvl w:ilvl="7" w:tentative="1">
+      <w:start w:val="1"/>
+      <w:numFmt w:val="bullet"/>
+      <w:lvlText w:val=""/>
+      <w:lvlJc w:val="left"/>
+      <w:pPr>
+        <w:tabs>
+          <w:tab w:val="num" w:pos="5760"/>
+        </w:tabs>
+        <w:ind w:left="5760" w:hanging="360"/>
+      </w:pPr>
+      <w:rPr>
+        <w:rFonts w:ascii="Wingdings" w:hAnsi="Wingdings" w:hint="default"/>
+        <w:sz w:val="20"/>
+      </w:rPr>
+    </w:lvl>
+    <w:lvl w:ilvl="8" w:tentative="1">
+      <w:start w:val="1"/>
+      <w:numFmt w:val="bullet"/>
+      <w:lvlText w:val=""/>
+      <w:lvlJc w:val="left"/>
+      <w:pPr>
+        <w:tabs>
+          <w:tab w:val="num" w:pos="6480"/>
+        </w:tabs>
+        <w:ind w:left="6480" w:hanging="360"/>
+      </w:pPr>
+      <w:rPr>
+        <w:rFonts w:ascii="Wingdings" w:hAnsi="Wingdings" w:hint="default"/>
+        <w:sz w:val="20"/>
+      </w:rPr>
+    </w:lvl>
+  </w:abstractNum>
+  <w:abstractNum w:abstractNumId="4" w15:restartNumberingAfterBreak="0">
     <w:nsid w:val="282E2159"/>
     <w:multiLevelType w:val="multilevel"/>
     <w:tmpl w:val="3C52A4C8"/>
@@ -1477,7 +1632,7 @@
       </w:rPr>
     </w:lvl>
   </w:abstractNum>
-  <w:abstractNum w:abstractNumId="3" w15:restartNumberingAfterBreak="0">
+  <w:abstractNum w:abstractNumId="5" w15:restartNumberingAfterBreak="0">
     <w:nsid w:val="39135D70"/>
     <w:multiLevelType w:val="multilevel"/>
     <w:tmpl w:val="C7BE3FE0"/>
@@ -1626,7 +1781,7 @@
       </w:rPr>
     </w:lvl>
   </w:abstractNum>
-  <w:abstractNum w:abstractNumId="4" w15:restartNumberingAfterBreak="0">
+  <w:abstractNum w:abstractNumId="6" w15:restartNumberingAfterBreak="0">
     <w:nsid w:val="3A89618C"/>
     <w:multiLevelType w:val="multilevel"/>
     <w:tmpl w:val="E14A86EC"/>
@@ -1775,7 +1930,7 @@
       </w:rPr>
     </w:lvl>
   </w:abstractNum>
-  <w:abstractNum w:abstractNumId="5" w15:restartNumberingAfterBreak="0">
+  <w:abstractNum w:abstractNumId="7" w15:restartNumberingAfterBreak="0">
     <w:nsid w:val="3D1D46DB"/>
     <w:multiLevelType w:val="multilevel"/>
     <w:tmpl w:val="13A85332"/>
@@ -1924,7 +2079,7 @@
       </w:rPr>
     </w:lvl>
   </w:abstractNum>
-  <w:abstractNum w:abstractNumId="6" w15:restartNumberingAfterBreak="0">
+  <w:abstractNum w:abstractNumId="8" w15:restartNumberingAfterBreak="0">
     <w:nsid w:val="405841EF"/>
     <w:multiLevelType w:val="multilevel"/>
     <w:tmpl w:val="708E7F3C"/>
@@ -2073,26 +2228,336 @@
       </w:rPr>
     </w:lvl>
   </w:abstractNum>
+  <w:abstractNum w:abstractNumId="9" w15:restartNumberingAfterBreak="0">
+    <w:nsid w:val="5C91001E"/>
+    <w:multiLevelType w:val="multilevel"/>
+    <w:tmpl w:val="763A13B2"/>
+    <w:lvl w:ilvl="0">
+      <w:start w:val="1"/>
+      <w:numFmt w:val="bullet"/>
+      <w:lvlText w:val=""/>
+      <w:lvlJc w:val="left"/>
+      <w:pPr>
+        <w:tabs>
+          <w:tab w:val="num" w:pos="720"/>
+        </w:tabs>
+        <w:ind w:left="720" w:hanging="360"/>
+      </w:pPr>
+      <w:rPr>
+        <w:rFonts w:ascii="Symbol" w:hAnsi="Symbol" w:hint="default"/>
+        <w:sz w:val="20"/>
+      </w:rPr>
+    </w:lvl>
+    <w:lvl w:ilvl="1" w:tentative="1">
+      <w:start w:val="1"/>
+      <w:numFmt w:val="bullet"/>
+      <w:lvlText w:val="o"/>
+      <w:lvlJc w:val="left"/>
+      <w:pPr>
+        <w:tabs>
+          <w:tab w:val="num" w:pos="1440"/>
+        </w:tabs>
+        <w:ind w:left="1440" w:hanging="360"/>
+      </w:pPr>
+      <w:rPr>
+        <w:rFonts w:ascii="Courier New" w:hAnsi="Courier New" w:hint="default"/>
+        <w:sz w:val="20"/>
+      </w:rPr>
+    </w:lvl>
+    <w:lvl w:ilvl="2" w:tentative="1">
+      <w:start w:val="1"/>
+      <w:numFmt w:val="bullet"/>
+      <w:lvlText w:val=""/>
+      <w:lvlJc w:val="left"/>
+      <w:pPr>
+        <w:tabs>
+          <w:tab w:val="num" w:pos="2160"/>
+        </w:tabs>
+        <w:ind w:left="2160" w:hanging="360"/>
+      </w:pPr>
+      <w:rPr>
+        <w:rFonts w:ascii="Wingdings" w:hAnsi="Wingdings" w:hint="default"/>
+        <w:sz w:val="20"/>
+      </w:rPr>
+    </w:lvl>
+    <w:lvl w:ilvl="3" w:tentative="1">
+      <w:start w:val="1"/>
+      <w:numFmt w:val="bullet"/>
+      <w:lvlText w:val=""/>
+      <w:lvlJc w:val="left"/>
+      <w:pPr>
+        <w:tabs>
+          <w:tab w:val="num" w:pos="2880"/>
+        </w:tabs>
+        <w:ind w:left="2880" w:hanging="360"/>
+      </w:pPr>
+      <w:rPr>
+        <w:rFonts w:ascii="Wingdings" w:hAnsi="Wingdings" w:hint="default"/>
+        <w:sz w:val="20"/>
+      </w:rPr>
+    </w:lvl>
+    <w:lvl w:ilvl="4" w:tentative="1">
+      <w:start w:val="1"/>
+      <w:numFmt w:val="bullet"/>
+      <w:lvlText w:val=""/>
+      <w:lvlJc w:val="left"/>
+      <w:pPr>
+        <w:tabs>
+          <w:tab w:val="num" w:pos="3600"/>
+        </w:tabs>
+        <w:ind w:left="3600" w:hanging="360"/>
+      </w:pPr>
+      <w:rPr>
+        <w:rFonts w:ascii="Wingdings" w:hAnsi="Wingdings" w:hint="default"/>
+        <w:sz w:val="20"/>
+      </w:rPr>
+    </w:lvl>
+    <w:lvl w:ilvl="5" w:tentative="1">
+      <w:start w:val="1"/>
+      <w:numFmt w:val="bullet"/>
+      <w:lvlText w:val=""/>
+      <w:lvlJc w:val="left"/>
+      <w:pPr>
+        <w:tabs>
+          <w:tab w:val="num" w:pos="4320"/>
+        </w:tabs>
+        <w:ind w:left="4320" w:hanging="360"/>
+      </w:pPr>
+      <w:rPr>
+        <w:rFonts w:ascii="Wingdings" w:hAnsi="Wingdings" w:hint="default"/>
+        <w:sz w:val="20"/>
+      </w:rPr>
+    </w:lvl>
+    <w:lvl w:ilvl="6" w:tentative="1">
+      <w:start w:val="1"/>
+      <w:numFmt w:val="bullet"/>
+      <w:lvlText w:val=""/>
+      <w:lvlJc w:val="left"/>
+      <w:pPr>
+        <w:tabs>
+          <w:tab w:val="num" w:pos="5040"/>
+        </w:tabs>
+        <w:ind w:left="5040" w:hanging="360"/>
+      </w:pPr>
+      <w:rPr>
+        <w:rFonts w:ascii="Wingdings" w:hAnsi="Wingdings" w:hint="default"/>
+        <w:sz w:val="20"/>
+      </w:rPr>
+    </w:lvl>
+    <w:lvl w:ilvl="7" w:tentative="1">
+      <w:start w:val="1"/>
+      <w:numFmt w:val="bullet"/>
+      <w:lvlText w:val=""/>
+      <w:lvlJc w:val="left"/>
+      <w:pPr>
+        <w:tabs>
+          <w:tab w:val="num" w:pos="5760"/>
+        </w:tabs>
+        <w:ind w:left="5760" w:hanging="360"/>
+      </w:pPr>
+      <w:rPr>
+        <w:rFonts w:ascii="Wingdings" w:hAnsi="Wingdings" w:hint="default"/>
+        <w:sz w:val="20"/>
+      </w:rPr>
+    </w:lvl>
+    <w:lvl w:ilvl="8" w:tentative="1">
+      <w:start w:val="1"/>
+      <w:numFmt w:val="bullet"/>
+      <w:lvlText w:val=""/>
+      <w:lvlJc w:val="left"/>
+      <w:pPr>
+        <w:tabs>
+          <w:tab w:val="num" w:pos="6480"/>
+        </w:tabs>
+        <w:ind w:left="6480" w:hanging="360"/>
+      </w:pPr>
+      <w:rPr>
+        <w:rFonts w:ascii="Wingdings" w:hAnsi="Wingdings" w:hint="default"/>
+        <w:sz w:val="20"/>
+      </w:rPr>
+    </w:lvl>
+  </w:abstractNum>
+  <w:abstractNum w:abstractNumId="10" w15:restartNumberingAfterBreak="0">
+    <w:nsid w:val="71EC3AA6"/>
+    <w:multiLevelType w:val="multilevel"/>
+    <w:tmpl w:val="8236D59E"/>
+    <w:lvl w:ilvl="0">
+      <w:start w:val="1"/>
+      <w:numFmt w:val="bullet"/>
+      <w:lvlText w:val=""/>
+      <w:lvlJc w:val="left"/>
+      <w:pPr>
+        <w:tabs>
+          <w:tab w:val="num" w:pos="720"/>
+        </w:tabs>
+        <w:ind w:left="720" w:hanging="360"/>
+      </w:pPr>
+      <w:rPr>
+        <w:rFonts w:ascii="Symbol" w:hAnsi="Symbol" w:hint="default"/>
+        <w:sz w:val="20"/>
+      </w:rPr>
+    </w:lvl>
+    <w:lvl w:ilvl="1" w:tentative="1">
+      <w:start w:val="1"/>
+      <w:numFmt w:val="bullet"/>
+      <w:lvlText w:val="o"/>
+      <w:lvlJc w:val="left"/>
+      <w:pPr>
+        <w:tabs>
+          <w:tab w:val="num" w:pos="1440"/>
+        </w:tabs>
+        <w:ind w:left="1440" w:hanging="360"/>
+      </w:pPr>
+      <w:rPr>
+        <w:rFonts w:ascii="Courier New" w:hAnsi="Courier New" w:hint="default"/>
+        <w:sz w:val="20"/>
+      </w:rPr>
+    </w:lvl>
+    <w:lvl w:ilvl="2" w:tentative="1">
+      <w:start w:val="1"/>
+      <w:numFmt w:val="bullet"/>
+      <w:lvlText w:val=""/>
+      <w:lvlJc w:val="left"/>
+      <w:pPr>
+        <w:tabs>
+          <w:tab w:val="num" w:pos="2160"/>
+        </w:tabs>
+        <w:ind w:left="2160" w:hanging="360"/>
+      </w:pPr>
+      <w:rPr>
+        <w:rFonts w:ascii="Wingdings" w:hAnsi="Wingdings" w:hint="default"/>
+        <w:sz w:val="20"/>
+      </w:rPr>
+    </w:lvl>
+    <w:lvl w:ilvl="3" w:tentative="1">
+      <w:start w:val="1"/>
+      <w:numFmt w:val="bullet"/>
+      <w:lvlText w:val=""/>
+      <w:lvlJc w:val="left"/>
+      <w:pPr>
+        <w:tabs>
+          <w:tab w:val="num" w:pos="2880"/>
+        </w:tabs>
+        <w:ind w:left="2880" w:hanging="360"/>
+      </w:pPr>
+      <w:rPr>
+        <w:rFonts w:ascii="Wingdings" w:hAnsi="Wingdings" w:hint="default"/>
+        <w:sz w:val="20"/>
+      </w:rPr>
+    </w:lvl>
+    <w:lvl w:ilvl="4" w:tentative="1">
+      <w:start w:val="1"/>
+      <w:numFmt w:val="bullet"/>
+      <w:lvlText w:val=""/>
+      <w:lvlJc w:val="left"/>
+      <w:pPr>
+        <w:tabs>
+          <w:tab w:val="num" w:pos="3600"/>
+        </w:tabs>
+        <w:ind w:left="3600" w:hanging="360"/>
+      </w:pPr>
+      <w:rPr>
+        <w:rFonts w:ascii="Wingdings" w:hAnsi="Wingdings" w:hint="default"/>
+        <w:sz w:val="20"/>
+      </w:rPr>
+    </w:lvl>
+    <w:lvl w:ilvl="5" w:tentative="1">
+      <w:start w:val="1"/>
+      <w:numFmt w:val="bullet"/>
+      <w:lvlText w:val=""/>
+      <w:lvlJc w:val="left"/>
+      <w:pPr>
+        <w:tabs>
+          <w:tab w:val="num" w:pos="4320"/>
+        </w:tabs>
+        <w:ind w:left="4320" w:hanging="360"/>
+      </w:pPr>
+      <w:rPr>
+        <w:rFonts w:ascii="Wingdings" w:hAnsi="Wingdings" w:hint="default"/>
+        <w:sz w:val="20"/>
+      </w:rPr>
+    </w:lvl>
+    <w:lvl w:ilvl="6" w:tentative="1">
+      <w:start w:val="1"/>
+      <w:numFmt w:val="bullet"/>
+      <w:lvlText w:val=""/>
+      <w:lvlJc w:val="left"/>
+      <w:pPr>
+        <w:tabs>
+          <w:tab w:val="num" w:pos="5040"/>
+        </w:tabs>
+        <w:ind w:left="5040" w:hanging="360"/>
+      </w:pPr>
+      <w:rPr>
+        <w:rFonts w:ascii="Wingdings" w:hAnsi="Wingdings" w:hint="default"/>
+        <w:sz w:val="20"/>
+      </w:rPr>
+    </w:lvl>
+    <w:lvl w:ilvl="7" w:tentative="1">
+      <w:start w:val="1"/>
+      <w:numFmt w:val="bullet"/>
+      <w:lvlText w:val=""/>
+      <w:lvlJc w:val="left"/>
+      <w:pPr>
+        <w:tabs>
+          <w:tab w:val="num" w:pos="5760"/>
+        </w:tabs>
+        <w:ind w:left="5760" w:hanging="360"/>
+      </w:pPr>
+      <w:rPr>
+        <w:rFonts w:ascii="Wingdings" w:hAnsi="Wingdings" w:hint="default"/>
+        <w:sz w:val="20"/>
+      </w:rPr>
+    </w:lvl>
+    <w:lvl w:ilvl="8" w:tentative="1">
+      <w:start w:val="1"/>
+      <w:numFmt w:val="bullet"/>
+      <w:lvlText w:val=""/>
+      <w:lvlJc w:val="left"/>
+      <w:pPr>
+        <w:tabs>
+          <w:tab w:val="num" w:pos="6480"/>
+        </w:tabs>
+        <w:ind w:left="6480" w:hanging="360"/>
+      </w:pPr>
+      <w:rPr>
+        <w:rFonts w:ascii="Wingdings" w:hAnsi="Wingdings" w:hint="default"/>
+        <w:sz w:val="20"/>
+      </w:rPr>
+    </w:lvl>
+  </w:abstractNum>
   <w:num w:numId="1" w16cid:durableId="68237996">
+    <w:abstractNumId w:val="5"/>
+  </w:num>
+  <w:num w:numId="2" w16cid:durableId="1959868648">
+    <w:abstractNumId w:val="1"/>
+  </w:num>
+  <w:num w:numId="3" w16cid:durableId="1350136647">
+    <w:abstractNumId w:val="2"/>
+  </w:num>
+  <w:num w:numId="4" w16cid:durableId="1292905008">
+    <w:abstractNumId w:val="6"/>
+  </w:num>
+  <w:num w:numId="5" w16cid:durableId="2050104282">
+    <w:abstractNumId w:val="7"/>
+  </w:num>
+  <w:num w:numId="6" w16cid:durableId="1099104806">
+    <w:abstractNumId w:val="8"/>
+  </w:num>
+  <w:num w:numId="7" w16cid:durableId="509173960">
+    <w:abstractNumId w:val="4"/>
+  </w:num>
+  <w:num w:numId="8" w16cid:durableId="1459108710">
+    <w:abstractNumId w:val="10"/>
+  </w:num>
+  <w:num w:numId="9" w16cid:durableId="124587489">
+    <w:abstractNumId w:val="0"/>
+  </w:num>
+  <w:num w:numId="10" w16cid:durableId="872419627">
     <w:abstractNumId w:val="3"/>
   </w:num>
-  <w:num w:numId="2" w16cid:durableId="1959868648">
-    <w:abstractNumId w:val="0"/>
-  </w:num>
-  <w:num w:numId="3" w16cid:durableId="1350136647">
-    <w:abstractNumId w:val="1"/>
-  </w:num>
-  <w:num w:numId="4" w16cid:durableId="1292905008">
-    <w:abstractNumId w:val="4"/>
-  </w:num>
-  <w:num w:numId="5" w16cid:durableId="2050104282">
-    <w:abstractNumId w:val="5"/>
-  </w:num>
-  <w:num w:numId="6" w16cid:durableId="1099104806">
-    <w:abstractNumId w:val="6"/>
-  </w:num>
-  <w:num w:numId="7" w16cid:durableId="509173960">
-    <w:abstractNumId w:val="2"/>
+  <w:num w:numId="11" w16cid:durableId="1867018413">
+    <w:abstractNumId w:val="9"/>
   </w:num>
 </w:numbering>
 </file>
